--- a/docs/Kuja_Portfolio/00_Overall_Kuja/Kuja_Strategy_Cohesion_Brief_July2026.docx
+++ b/docs/Kuja_Portfolio/00_Overall_Kuja/Kuja_Strategy_Cohesion_Brief_July2026.docx
@@ -635,8 +635,8 @@
                 <w:sz w:val="20"/>
                 <w:szCs w:val="20"/>
               </w:rPr>
-              <w:t xml:space="preserve">Kuja Grant Pitch Deck V2 (June 2026)
-(Kuja_Grant_Pitch_Deck_June2026.pptx)</w:t>
+              <w:t xml:space="preserve">Kuja Grant Pitch Deck V4 (July 2026)
+(Kuja_Grant_Pitch_Deck_V4_July2026.pptx)</w:t>
             </w:r>
           </w:p>
         </w:tc>
@@ -670,7 +670,7 @@
                 <w:sz w:val="20"/>
                 <w:szCs w:val="20"/>
               </w:rPr>
-              <w:t xml:space="preserve">20-slide Grant-only pitch. Two flavors front and center. Feature matrix slide. Use when: pitching Grant standalone to a network secretariat, foundation, or bilateral.</w:t>
+              <w:t xml:space="preserve">21-slide Grant-only pitch. Three flavors front and center, with a dedicated Flavor 3 Crisis-Context Fund slide (Proximate, Sudan). Feature matrix slide (layout fixed to fit the slide in V4). Use when: pitching Grant standalone to a network secretariat, foundation, bilateral, or crisis-fund operator.</w:t>
             </w:r>
           </w:p>
         </w:tc>
@@ -1622,7 +1622,7 @@
           <w:sz w:val="22"/>
           <w:szCs w:val="22"/>
         </w:rPr>
-        <w:t xml:space="preserve">Grant Pitch Deck V2 → Grant Market Analysis (Sections 1-8) → Strategy V3.7 Section 4 for context.</w:t>
+        <w:t xml:space="preserve">Grant Pitch Deck V4 → Grant Market Analysis (Sections 1-8) → Strategy V3.7 Section 4 for context.</w:t>
       </w:r>
     </w:p>
     <w:p>
@@ -1682,7 +1682,7 @@
           <w:sz w:val="22"/>
           <w:szCs w:val="22"/>
         </w:rPr>
-        <w:t xml:space="preserve">Grant Pitch Deck V2 (Flavor 1 slides) → Grant Market Analysis Section 2.2 → Strategy V3.7 Section 7 (GTM motion).</w:t>
+        <w:t xml:space="preserve">Grant Pitch Deck V4 (Flavor 1 slides) → Grant Market Analysis Section 2.2 → Strategy V3.7 Section 7 (GTM motion).</w:t>
       </w:r>
     </w:p>
     <w:p>

--- a/docs/Kuja_Portfolio/00_Overall_Kuja/Kuja_Strategy_Cohesion_Brief_July2026.docx
+++ b/docs/Kuja_Portfolio/00_Overall_Kuja/Kuja_Strategy_Cohesion_Brief_July2026.docx
@@ -139,7 +139,7 @@
           <w:sz w:val="22"/>
           <w:szCs w:val="22"/>
         </w:rPr>
-        <w:t xml:space="preserve">July 2026 · Companion to Strategy V3.7, Portfolio Deck V10, Grant BRD v7.0, and the product-level market analyses and pitch decks</w:t>
+        <w:t xml:space="preserve">July 2026 · Companion to Strategy V3.8, Portfolio Deck V11, Grant BRD v7.0, and the product-level market analysis and pitch decks</w:t>
       </w:r>
     </w:p>
     <w:p>
@@ -183,7 +183,7 @@
           <w:sz w:val="22"/>
           <w:szCs w:val="22"/>
         </w:rPr>
-        <w:t xml:space="preserve">Nine documents make up the Kuja strategy portfolio as of July 2026. The first two are portfolio-wide. The next six are product-level (two market analyses, two pitch decks, the Grant business requirements, and the Proximate Fund design set). The ninth is this brief.</w:t>
+        <w:t xml:space="preserve">Seven documents make up the Kuja strategy portfolio as of July 2026. The first two are portfolio-wide. The next four are product-level (the Grant market analysis, the Grant pitch deck, the Grant business requirements, and the Proximate Fund design set). The seventh is this brief.</w:t>
       </w:r>
     </w:p>
     <w:p>
@@ -319,8 +319,8 @@
                 <w:sz w:val="20"/>
                 <w:szCs w:val="20"/>
               </w:rPr>
-              <w:t xml:space="preserve">Business Strategy V3.7
-(Kuja_Business_Strategy_2026-2028_V3.7.docx)</w:t>
+              <w:t xml:space="preserve">Business Strategy V3.8
+(Kuja_Business_Strategy_2026-2028_V3.8.docx)</w:t>
             </w:r>
           </w:p>
         </w:tc>
@@ -354,7 +354,7 @@
                 <w:sz w:val="20"/>
                 <w:szCs w:val="20"/>
               </w:rPr>
-              <w:t xml:space="preserve">Master strategy. Four products, three GTM motions, seven buyer segments, market sizing, competitive landscape, revenue projections through 2030. V3.7 adds the Proximate Fund as the live third Grant tenant (the full trust spectrum) and the donor-compliance loop. The board-facing document. Replaces V3.6.</w:t>
+              <w:t xml:space="preserve">Master strategy. Three products — Kuja Marketplace, Kuja Grant, Kuja ERP — and the flywheel linking them (Marketplace supplies trusted orgs → Grant monetizes funding → ERP locks in operations and feeds data back to the Trust Profile). Five GTM motions, six customer segments with corrected NGO size bands, market sizing, competitive landscape, revenue projections through 2030, pricing-validation posture. The board-facing document. Replaces V3.7.</w:t>
             </w:r>
           </w:p>
         </w:tc>
@@ -390,8 +390,8 @@
                 <w:sz w:val="20"/>
                 <w:szCs w:val="20"/>
               </w:rPr>
-              <w:t xml:space="preserve">Pitch Deck V10 — Portfolio
-(Kuja_Pitch_Deck_V10_Professional_July2026.pptx)</w:t>
+              <w:t xml:space="preserve">Pitch Deck V11 — Portfolio
+(Kuja_Pitch_Deck_V11_Professional_July2026.pptx)</w:t>
             </w:r>
           </w:p>
         </w:tc>
@@ -425,7 +425,7 @@
                 <w:sz w:val="20"/>
                 <w:szCs w:val="20"/>
               </w:rPr>
-              <w:t xml:space="preserve">The portfolio pitch. ~20 slides covering Kuja overall, the four products at altitude, the full-trust-spectrum tenant slide (Marketplace / NEAR / Proximate + donor-compliance loop), and the consolidated competitive matrix. Use when: speaking to an investor, foundation board, or coalition leadership. Replaces V9.</w:t>
+              <w:t xml:space="preserve">The portfolio pitch. ~18 slides covering Kuja overall, the three products and the flywheel linking them, the full-trust-spectrum tenant slide (Marketplace / NEAR / Proximate + donor-compliance loop), and the consolidated competitive matrix. Use when: speaking to an investor, foundation board, or coalition leadership. Replaces V10.</w:t>
             </w:r>
           </w:p>
         </w:tc>
@@ -671,148 +671,6 @@
                 <w:szCs w:val="20"/>
               </w:rPr>
               <w:t xml:space="preserve">21-slide Grant-only pitch. Three flavors front and center, with a dedicated Flavor 3 Crisis-Context Fund slide (Proximate, Sudan). Feature matrix slide (layout fixed to fit the slide in V4). Use when: pitching Grant standalone to a network secretariat, foundation, bilateral, or crisis-fund operator.</w:t>
-            </w:r>
-          </w:p>
-        </w:tc>
-      </w:tr>
-      <w:tr>
-        <w:tc>
-          <w:tcPr>
-            <w:tcW w:type="dxa" w:w="3400"/>
-            <w:tcBorders>
-              <w:top w:val="single" w:color="CCCCCC" w:sz="2"/>
-              <w:left w:val="single" w:color="CCCCCC" w:sz="2"/>
-              <w:bottom w:val="single" w:color="CCCCCC" w:sz="2"/>
-              <w:right w:val="single" w:color="CCCCCC" w:sz="2"/>
-            </w:tcBorders>
-            <w:shd w:fill="FFFFFF" w:val="clear"/>
-            <w:tcMar>
-              <w:top w:type="dxa" w:w="100"/>
-              <w:left w:type="dxa" w:w="140"/>
-              <w:bottom w:type="dxa" w:w="100"/>
-              <w:right w:type="dxa" w:w="140"/>
-            </w:tcMar>
-            <w:vAlign w:val="top"/>
-          </w:tcPr>
-          <w:p>
-            <w:pPr>
-              <w:spacing w:after="40" w:before="20" w:line="280"/>
-              <w:jc w:val="left"/>
-            </w:pPr>
-            <w:r>
-              <w:rPr>
-                <w:rFonts w:ascii="Arial" w:cs="Arial" w:eastAsia="Arial" w:hAnsi="Arial"/>
-                <w:color w:val="1A1410"/>
-                <w:sz w:val="20"/>
-                <w:szCs w:val="20"/>
-              </w:rPr>
-              <w:t xml:space="preserve">Kuja Elevate Market Analysis (June 2026)
-(Kuja_Elevate_Market_Analysis_June2026.docx)</w:t>
-            </w:r>
-          </w:p>
-        </w:tc>
-        <w:tc>
-          <w:tcPr>
-            <w:tcW w:type="dxa" w:w="6000"/>
-            <w:tcBorders>
-              <w:top w:val="single" w:color="CCCCCC" w:sz="2"/>
-              <w:left w:val="single" w:color="CCCCCC" w:sz="2"/>
-              <w:bottom w:val="single" w:color="CCCCCC" w:sz="2"/>
-              <w:right w:val="single" w:color="CCCCCC" w:sz="2"/>
-            </w:tcBorders>
-            <w:shd w:fill="FFFFFF" w:val="clear"/>
-            <w:tcMar>
-              <w:top w:type="dxa" w:w="100"/>
-              <w:left w:type="dxa" w:w="140"/>
-              <w:bottom w:type="dxa" w:w="100"/>
-              <w:right w:type="dxa" w:w="140"/>
-            </w:tcMar>
-            <w:vAlign w:val="top"/>
-          </w:tcPr>
-          <w:p>
-            <w:pPr>
-              <w:spacing w:after="40" w:before="20" w:line="280"/>
-              <w:jc w:val="left"/>
-            </w:pPr>
-            <w:r>
-              <w:rPr>
-                <w:rFonts w:ascii="Arial" w:cs="Arial" w:eastAsia="Arial" w:hAnsi="Arial"/>
-                <w:color w:val="1A1410"/>
-                <w:sz w:val="20"/>
-                <w:szCs w:val="20"/>
-              </w:rPr>
-              <w:t xml:space="preserve">~30-page operating-system positioning. 11 module families. Stitched-stack TCO ($129K subscription + $55K Y1 = $184K Year-1 TCO). Pricing tier detail. Use when: a mid-size NGO is evaluating the OS replace decision.</w:t>
-            </w:r>
-          </w:p>
-        </w:tc>
-      </w:tr>
-      <w:tr>
-        <w:tc>
-          <w:tcPr>
-            <w:tcW w:type="dxa" w:w="3400"/>
-            <w:tcBorders>
-              <w:top w:val="single" w:color="CCCCCC" w:sz="2"/>
-              <w:left w:val="single" w:color="CCCCCC" w:sz="2"/>
-              <w:bottom w:val="single" w:color="CCCCCC" w:sz="2"/>
-              <w:right w:val="single" w:color="CCCCCC" w:sz="2"/>
-            </w:tcBorders>
-            <w:shd w:fill="FAF5F2" w:val="clear"/>
-            <w:tcMar>
-              <w:top w:type="dxa" w:w="100"/>
-              <w:left w:type="dxa" w:w="140"/>
-              <w:bottom w:type="dxa" w:w="100"/>
-              <w:right w:type="dxa" w:w="140"/>
-            </w:tcMar>
-            <w:vAlign w:val="top"/>
-          </w:tcPr>
-          <w:p>
-            <w:pPr>
-              <w:spacing w:after="40" w:before="20" w:line="280"/>
-              <w:jc w:val="left"/>
-            </w:pPr>
-            <w:r>
-              <w:rPr>
-                <w:rFonts w:ascii="Arial" w:cs="Arial" w:eastAsia="Arial" w:hAnsi="Arial"/>
-                <w:color w:val="1A1410"/>
-                <w:sz w:val="20"/>
-                <w:szCs w:val="20"/>
-              </w:rPr>
-              <w:t xml:space="preserve">Kuja Elevate Pitch Deck (June 2026)
-(Kuja_Elevate_Pitch_Deck_June2026.pptx)</w:t>
-            </w:r>
-          </w:p>
-        </w:tc>
-        <w:tc>
-          <w:tcPr>
-            <w:tcW w:type="dxa" w:w="6000"/>
-            <w:tcBorders>
-              <w:top w:val="single" w:color="CCCCCC" w:sz="2"/>
-              <w:left w:val="single" w:color="CCCCCC" w:sz="2"/>
-              <w:bottom w:val="single" w:color="CCCCCC" w:sz="2"/>
-              <w:right w:val="single" w:color="CCCCCC" w:sz="2"/>
-            </w:tcBorders>
-            <w:shd w:fill="FAF5F2" w:val="clear"/>
-            <w:tcMar>
-              <w:top w:type="dxa" w:w="100"/>
-              <w:left w:type="dxa" w:w="140"/>
-              <w:bottom w:type="dxa" w:w="100"/>
-              <w:right w:type="dxa" w:w="140"/>
-            </w:tcMar>
-            <w:vAlign w:val="top"/>
-          </w:tcPr>
-          <w:p>
-            <w:pPr>
-              <w:spacing w:after="40" w:before="20" w:line="280"/>
-              <w:jc w:val="left"/>
-            </w:pPr>
-            <w:r>
-              <w:rPr>
-                <w:rFonts w:ascii="Arial" w:cs="Arial" w:eastAsia="Arial" w:hAnsi="Arial"/>
-                <w:color w:val="1A1410"/>
-                <w:sz w:val="20"/>
-                <w:szCs w:val="20"/>
-              </w:rPr>
-              <w:t xml:space="preserve">18-slide Elevate-only pitch. Use when: pitching Elevate to a COO, ED, or board chair.</w:t>
             </w:r>
           </w:p>
         </w:tc>
@@ -1007,7 +865,7 @@
           <w:sz w:val="22"/>
           <w:szCs w:val="22"/>
         </w:rPr>
-        <w:t xml:space="preserve">The portfolio is structured as a hub and four spokes. The strategy is the hub. Each product deck and market analysis is a spoke. Read upward when you want context; read downward when you want depth.</w:t>
+        <w:t xml:space="preserve">The portfolio is structured as a hub and spokes. The strategy is the hub. Each product deck and market analysis is a spoke. Read upward when you want context; read downward when you want depth.</w:t>
       </w:r>
     </w:p>
     <w:p>
@@ -1143,7 +1001,7 @@
                 <w:sz w:val="20"/>
                 <w:szCs w:val="20"/>
               </w:rPr>
-              <w:t xml:space="preserve">Strategy V3.7 → Grant MA</w:t>
+              <w:t xml:space="preserve">Strategy V3.8 → Grant MA</w:t>
             </w:r>
           </w:p>
         </w:tc>
@@ -1213,7 +1071,7 @@
                 <w:sz w:val="20"/>
                 <w:szCs w:val="20"/>
               </w:rPr>
-              <w:t xml:space="preserve">Strategy V3.7 → Elevate MA</w:t>
+              <w:t xml:space="preserve">Strategy V3.8 → Pitch Deck V11</w:t>
             </w:r>
           </w:p>
         </w:tc>
@@ -1247,7 +1105,7 @@
                 <w:sz w:val="20"/>
                 <w:szCs w:val="20"/>
               </w:rPr>
-              <w:t xml:space="preserve">The strategy covers Elevate at altitude (Section 4.3 of the strategy). The Elevate Market Analysis goes deeper into 11 module families, stitched-stack TCO benchmark, Platform + Advisory tiering.</w:t>
+              <w:t xml:space="preserve">The strategy is read; the deck is presented. The deck pulls the strategy's headline claims and turns them into a 20-minute conversation.</w:t>
             </w:r>
           </w:p>
         </w:tc>
@@ -1283,7 +1141,7 @@
                 <w:sz w:val="20"/>
                 <w:szCs w:val="20"/>
               </w:rPr>
-              <w:t xml:space="preserve">Strategy V3.7 → Pitch Deck V9</w:t>
+              <w:t xml:space="preserve">Pitch Deck V11 → Grant Deck V4</w:t>
             </w:r>
           </w:p>
         </w:tc>
@@ -1317,217 +1175,7 @@
                 <w:sz w:val="20"/>
                 <w:szCs w:val="20"/>
               </w:rPr>
-              <w:t xml:space="preserve">The strategy is read; the deck is presented. The deck pulls the strategy's headline claims and turns them into a 20-minute conversation.</w:t>
-            </w:r>
-          </w:p>
-        </w:tc>
-      </w:tr>
-      <w:tr>
-        <w:tc>
-          <w:tcPr>
-            <w:tcW w:type="dxa" w:w="3000"/>
-            <w:tcBorders>
-              <w:top w:val="single" w:color="CCCCCC" w:sz="2"/>
-              <w:left w:val="single" w:color="CCCCCC" w:sz="2"/>
-              <w:bottom w:val="single" w:color="CCCCCC" w:sz="2"/>
-              <w:right w:val="single" w:color="CCCCCC" w:sz="2"/>
-            </w:tcBorders>
-            <w:shd w:fill="FAF5F2" w:val="clear"/>
-            <w:tcMar>
-              <w:top w:type="dxa" w:w="100"/>
-              <w:left w:type="dxa" w:w="140"/>
-              <w:bottom w:type="dxa" w:w="100"/>
-              <w:right w:type="dxa" w:w="140"/>
-            </w:tcMar>
-            <w:vAlign w:val="top"/>
-          </w:tcPr>
-          <w:p>
-            <w:pPr>
-              <w:spacing w:after="40" w:before="20" w:line="280"/>
-              <w:jc w:val="left"/>
-            </w:pPr>
-            <w:r>
-              <w:rPr>
-                <w:rFonts w:ascii="Arial" w:cs="Arial" w:eastAsia="Arial" w:hAnsi="Arial"/>
-                <w:color w:val="1A1410"/>
-                <w:sz w:val="20"/>
-                <w:szCs w:val="20"/>
-              </w:rPr>
-              <w:t xml:space="preserve">Pitch Deck V10 → Grant Deck V2</w:t>
-            </w:r>
-          </w:p>
-        </w:tc>
-        <w:tc>
-          <w:tcPr>
-            <w:tcW w:type="dxa" w:w="6400"/>
-            <w:tcBorders>
-              <w:top w:val="single" w:color="CCCCCC" w:sz="2"/>
-              <w:left w:val="single" w:color="CCCCCC" w:sz="2"/>
-              <w:bottom w:val="single" w:color="CCCCCC" w:sz="2"/>
-              <w:right w:val="single" w:color="CCCCCC" w:sz="2"/>
-            </w:tcBorders>
-            <w:shd w:fill="FAF5F2" w:val="clear"/>
-            <w:tcMar>
-              <w:top w:type="dxa" w:w="100"/>
-              <w:left w:type="dxa" w:w="140"/>
-              <w:bottom w:type="dxa" w:w="100"/>
-              <w:right w:type="dxa" w:w="140"/>
-            </w:tcMar>
-            <w:vAlign w:val="top"/>
-          </w:tcPr>
-          <w:p>
-            <w:pPr>
-              <w:spacing w:after="40" w:before="20" w:line="280"/>
-              <w:jc w:val="left"/>
-            </w:pPr>
-            <w:r>
-              <w:rPr>
-                <w:rFonts w:ascii="Arial" w:cs="Arial" w:eastAsia="Arial" w:hAnsi="Arial"/>
-                <w:color w:val="1A1410"/>
-                <w:sz w:val="20"/>
-                <w:szCs w:val="20"/>
-              </w:rPr>
-              <w:t xml:space="preserve">The portfolio deck has 1 Grant slide; the Grant Deck has 20 slides on Grant alone.</w:t>
-            </w:r>
-          </w:p>
-        </w:tc>
-      </w:tr>
-      <w:tr>
-        <w:tc>
-          <w:tcPr>
-            <w:tcW w:type="dxa" w:w="3000"/>
-            <w:tcBorders>
-              <w:top w:val="single" w:color="CCCCCC" w:sz="2"/>
-              <w:left w:val="single" w:color="CCCCCC" w:sz="2"/>
-              <w:bottom w:val="single" w:color="CCCCCC" w:sz="2"/>
-              <w:right w:val="single" w:color="CCCCCC" w:sz="2"/>
-            </w:tcBorders>
-            <w:shd w:fill="FFFFFF" w:val="clear"/>
-            <w:tcMar>
-              <w:top w:type="dxa" w:w="100"/>
-              <w:left w:type="dxa" w:w="140"/>
-              <w:bottom w:type="dxa" w:w="100"/>
-              <w:right w:type="dxa" w:w="140"/>
-            </w:tcMar>
-            <w:vAlign w:val="top"/>
-          </w:tcPr>
-          <w:p>
-            <w:pPr>
-              <w:spacing w:after="40" w:before="20" w:line="280"/>
-              <w:jc w:val="left"/>
-            </w:pPr>
-            <w:r>
-              <w:rPr>
-                <w:rFonts w:ascii="Arial" w:cs="Arial" w:eastAsia="Arial" w:hAnsi="Arial"/>
-                <w:color w:val="1A1410"/>
-                <w:sz w:val="20"/>
-                <w:szCs w:val="20"/>
-              </w:rPr>
-              <w:t xml:space="preserve">Pitch Deck V10 → Elevate Deck</w:t>
-            </w:r>
-          </w:p>
-        </w:tc>
-        <w:tc>
-          <w:tcPr>
-            <w:tcW w:type="dxa" w:w="6400"/>
-            <w:tcBorders>
-              <w:top w:val="single" w:color="CCCCCC" w:sz="2"/>
-              <w:left w:val="single" w:color="CCCCCC" w:sz="2"/>
-              <w:bottom w:val="single" w:color="CCCCCC" w:sz="2"/>
-              <w:right w:val="single" w:color="CCCCCC" w:sz="2"/>
-            </w:tcBorders>
-            <w:shd w:fill="FFFFFF" w:val="clear"/>
-            <w:tcMar>
-              <w:top w:type="dxa" w:w="100"/>
-              <w:left w:type="dxa" w:w="140"/>
-              <w:bottom w:type="dxa" w:w="100"/>
-              <w:right w:type="dxa" w:w="140"/>
-            </w:tcMar>
-            <w:vAlign w:val="top"/>
-          </w:tcPr>
-          <w:p>
-            <w:pPr>
-              <w:spacing w:after="40" w:before="20" w:line="280"/>
-              <w:jc w:val="left"/>
-            </w:pPr>
-            <w:r>
-              <w:rPr>
-                <w:rFonts w:ascii="Arial" w:cs="Arial" w:eastAsia="Arial" w:hAnsi="Arial"/>
-                <w:color w:val="1A1410"/>
-                <w:sz w:val="20"/>
-                <w:szCs w:val="20"/>
-              </w:rPr>
-              <w:t xml:space="preserve">The portfolio deck has 1 Elevate slide; the Elevate Deck has 18 slides on Elevate alone.</w:t>
-            </w:r>
-          </w:p>
-        </w:tc>
-      </w:tr>
-      <w:tr>
-        <w:tc>
-          <w:tcPr>
-            <w:tcW w:type="dxa" w:w="3000"/>
-            <w:tcBorders>
-              <w:top w:val="single" w:color="CCCCCC" w:sz="2"/>
-              <w:left w:val="single" w:color="CCCCCC" w:sz="2"/>
-              <w:bottom w:val="single" w:color="CCCCCC" w:sz="2"/>
-              <w:right w:val="single" w:color="CCCCCC" w:sz="2"/>
-            </w:tcBorders>
-            <w:shd w:fill="FAF5F2" w:val="clear"/>
-            <w:tcMar>
-              <w:top w:type="dxa" w:w="100"/>
-              <w:left w:type="dxa" w:w="140"/>
-              <w:bottom w:type="dxa" w:w="100"/>
-              <w:right w:type="dxa" w:w="140"/>
-            </w:tcMar>
-            <w:vAlign w:val="top"/>
-          </w:tcPr>
-          <w:p>
-            <w:pPr>
-              <w:spacing w:after="40" w:before="20" w:line="280"/>
-              <w:jc w:val="left"/>
-            </w:pPr>
-            <w:r>
-              <w:rPr>
-                <w:rFonts w:ascii="Arial" w:cs="Arial" w:eastAsia="Arial" w:hAnsi="Arial"/>
-                <w:color w:val="1A1410"/>
-                <w:sz w:val="20"/>
-                <w:szCs w:val="20"/>
-              </w:rPr>
-              <w:t xml:space="preserve">Grant MA ↔ Elevate MA</w:t>
-            </w:r>
-          </w:p>
-        </w:tc>
-        <w:tc>
-          <w:tcPr>
-            <w:tcW w:type="dxa" w:w="6400"/>
-            <w:tcBorders>
-              <w:top w:val="single" w:color="CCCCCC" w:sz="2"/>
-              <w:left w:val="single" w:color="CCCCCC" w:sz="2"/>
-              <w:bottom w:val="single" w:color="CCCCCC" w:sz="2"/>
-              <w:right w:val="single" w:color="CCCCCC" w:sz="2"/>
-            </w:tcBorders>
-            <w:shd w:fill="FAF5F2" w:val="clear"/>
-            <w:tcMar>
-              <w:top w:type="dxa" w:w="100"/>
-              <w:left w:type="dxa" w:w="140"/>
-              <w:bottom w:type="dxa" w:w="100"/>
-              <w:right w:type="dxa" w:w="140"/>
-            </w:tcMar>
-            <w:vAlign w:val="top"/>
-          </w:tcPr>
-          <w:p>
-            <w:pPr>
-              <w:spacing w:after="40" w:before="20" w:line="280"/>
-              <w:jc w:val="left"/>
-            </w:pPr>
-            <w:r>
-              <w:rPr>
-                <w:rFonts w:ascii="Arial" w:cs="Arial" w:eastAsia="Arial" w:hAnsi="Arial"/>
-                <w:color w:val="1A1410"/>
-                <w:sz w:val="20"/>
-                <w:szCs w:val="20"/>
-              </w:rPr>
-              <w:t xml:space="preserve">Independent product docs. Cross-link only where Elevate consumes Grant data (e.g., Elevate Grants &amp; Compliance module).</w:t>
+              <w:t xml:space="preserve">The portfolio deck has 1 Grant slide; the Grant Deck has 21 slides on Grant alone.</w:t>
             </w:r>
           </w:p>
         </w:tc>
@@ -1592,7 +1240,7 @@
           <w:sz w:val="22"/>
           <w:szCs w:val="22"/>
         </w:rPr>
-        <w:t xml:space="preserve">Pitch Deck V10 → Strategy V3.7 → product market analyses on request.</w:t>
+        <w:t xml:space="preserve">Pitch Deck V11 → Strategy V3.8 → the Grant Market Analysis on request.</w:t>
       </w:r>
     </w:p>
     <w:p>
@@ -1622,37 +1270,7 @@
           <w:sz w:val="22"/>
           <w:szCs w:val="22"/>
         </w:rPr>
-        <w:t xml:space="preserve">Grant Pitch Deck V4 → Grant Market Analysis (Sections 1-8) → Strategy V3.7 Section 4 for context.</w:t>
-      </w:r>
-    </w:p>
-    <w:p>
-      <w:pPr>
-        <w:pStyle w:val="ListParagraph"/>
-        <w:numPr>
-          <w:ilvl w:val="0"/>
-          <w:numId w:val="2"/>
-        </w:numPr>
-        <w:spacing w:after="60" w:before="30" w:line="280"/>
-      </w:pPr>
-      <w:r>
-        <w:rPr>
-          <w:rFonts w:ascii="Arial" w:cs="Arial" w:eastAsia="Arial" w:hAnsi="Arial"/>
-          <w:b/>
-          <w:bCs/>
-          <w:color w:val="1A1410"/>
-          <w:sz w:val="22"/>
-          <w:szCs w:val="22"/>
-        </w:rPr>
-        <w:t xml:space="preserve">NGO ED evaluating Elevate: </w:t>
-      </w:r>
-      <w:r>
-        <w:rPr>
-          <w:rFonts w:ascii="Arial" w:cs="Arial" w:eastAsia="Arial" w:hAnsi="Arial"/>
-          <w:color w:val="1A1410"/>
-          <w:sz w:val="22"/>
-          <w:szCs w:val="22"/>
-        </w:rPr>
-        <w:t xml:space="preserve">Elevate Pitch Deck → Elevate Market Analysis → Strategy V3.7 Section 4.3 for context.</w:t>
+        <w:t xml:space="preserve">Grant Pitch Deck V4 → Grant Market Analysis (Sections 1-8) → Strategy V3.8 Section 4 for context.</w:t>
       </w:r>
     </w:p>
     <w:p>
@@ -1682,7 +1300,7 @@
           <w:sz w:val="22"/>
           <w:szCs w:val="22"/>
         </w:rPr>
-        <w:t xml:space="preserve">Grant Pitch Deck V4 (Flavor 1 slides) → Grant Market Analysis Section 2.2 → Strategy V3.7 Section 7 (GTM motion).</w:t>
+        <w:t xml:space="preserve">Grant Pitch Deck V4 (Flavor 1 slides) → Grant Market Analysis Section 2.2 → Strategy V3.8 Section 7 (GTM motion).</w:t>
       </w:r>
     </w:p>
     <w:p>
@@ -1712,7 +1330,7 @@
           <w:sz w:val="22"/>
           <w:szCs w:val="22"/>
         </w:rPr>
-        <w:t xml:space="preserve">Strategy V3.7 cover-to-cover → both market analyses → product decks.</w:t>
+        <w:t xml:space="preserve">Strategy V3.8 cover-to-cover → Grant Market Analysis → product decks.</w:t>
       </w:r>
     </w:p>
     <w:p>
@@ -5579,992 +5197,7 @@
           <w:sz w:val="28"/>
           <w:szCs w:val="28"/>
         </w:rPr>
-        <w:t xml:space="preserve">3.6 Stitched-stack TCO benchmark (Elevate)</w:t>
-      </w:r>
-    </w:p>
-    <w:tbl>
-      <w:tblPr>
-        <w:tblW w:type="dxa" w:w="9360"/>
-        <w:tblBorders>
-          <w:top w:val="single" w:color="auto" w:sz="4"/>
-          <w:left w:val="single" w:color="auto" w:sz="4"/>
-          <w:bottom w:val="single" w:color="auto" w:sz="4"/>
-          <w:right w:val="single" w:color="auto" w:sz="4"/>
-          <w:insideH w:val="single" w:color="auto" w:sz="4"/>
-          <w:insideV w:val="single" w:color="auto" w:sz="4"/>
-        </w:tblBorders>
-      </w:tblPr>
-      <w:tblGrid>
-        <w:gridCol w:w="3400"/>
-        <w:gridCol w:w="2400"/>
-        <w:gridCol w:w="3560"/>
-      </w:tblGrid>
-      <w:tr>
-        <w:trPr>
-          <w:tblHeader/>
-        </w:trPr>
-        <w:tc>
-          <w:tcPr>
-            <w:tcW w:type="dxa" w:w="3400"/>
-            <w:tcBorders>
-              <w:top w:val="single" w:color="7C2D12" w:sz="4"/>
-              <w:left w:val="single" w:color="7C2D12" w:sz="4"/>
-              <w:bottom w:val="single" w:color="7C2D12" w:sz="4"/>
-              <w:right w:val="single" w:color="7C2D12" w:sz="4"/>
-            </w:tcBorders>
-            <w:shd w:fill="7C2D12" w:val="clear"/>
-            <w:tcMar>
-              <w:top w:type="dxa" w:w="120"/>
-              <w:left w:type="dxa" w:w="140"/>
-              <w:bottom w:type="dxa" w:w="120"/>
-              <w:right w:type="dxa" w:w="140"/>
-            </w:tcMar>
-            <w:vAlign w:val="center"/>
-          </w:tcPr>
-          <w:p>
-            <w:r>
-              <w:rPr>
-                <w:rFonts w:ascii="Arial" w:cs="Arial" w:eastAsia="Arial" w:hAnsi="Arial"/>
-                <w:b/>
-                <w:bCs/>
-                <w:color w:val="FFFFFF"/>
-                <w:sz w:val="20"/>
-                <w:szCs w:val="20"/>
-              </w:rPr>
-              <w:t xml:space="preserve">Tool</w:t>
-            </w:r>
-          </w:p>
-        </w:tc>
-        <w:tc>
-          <w:tcPr>
-            <w:tcW w:type="dxa" w:w="2400"/>
-            <w:tcBorders>
-              <w:top w:val="single" w:color="7C2D12" w:sz="4"/>
-              <w:left w:val="single" w:color="7C2D12" w:sz="4"/>
-              <w:bottom w:val="single" w:color="7C2D12" w:sz="4"/>
-              <w:right w:val="single" w:color="7C2D12" w:sz="4"/>
-            </w:tcBorders>
-            <w:shd w:fill="7C2D12" w:val="clear"/>
-            <w:tcMar>
-              <w:top w:type="dxa" w:w="120"/>
-              <w:left w:type="dxa" w:w="140"/>
-              <w:bottom w:type="dxa" w:w="120"/>
-              <w:right w:type="dxa" w:w="140"/>
-            </w:tcMar>
-            <w:vAlign w:val="center"/>
-          </w:tcPr>
-          <w:p>
-            <w:r>
-              <w:rPr>
-                <w:rFonts w:ascii="Arial" w:cs="Arial" w:eastAsia="Arial" w:hAnsi="Arial"/>
-                <w:b/>
-                <w:bCs/>
-                <w:color w:val="FFFFFF"/>
-                <w:sz w:val="20"/>
-                <w:szCs w:val="20"/>
-              </w:rPr>
-              <w:t xml:space="preserve">Annual</w:t>
-            </w:r>
-          </w:p>
-        </w:tc>
-        <w:tc>
-          <w:tcPr>
-            <w:tcW w:type="dxa" w:w="3560"/>
-            <w:tcBorders>
-              <w:top w:val="single" w:color="7C2D12" w:sz="4"/>
-              <w:left w:val="single" w:color="7C2D12" w:sz="4"/>
-              <w:bottom w:val="single" w:color="7C2D12" w:sz="4"/>
-              <w:right w:val="single" w:color="7C2D12" w:sz="4"/>
-            </w:tcBorders>
-            <w:shd w:fill="7C2D12" w:val="clear"/>
-            <w:tcMar>
-              <w:top w:type="dxa" w:w="120"/>
-              <w:left w:type="dxa" w:w="140"/>
-              <w:bottom w:type="dxa" w:w="120"/>
-              <w:right w:type="dxa" w:w="140"/>
-            </w:tcMar>
-            <w:vAlign w:val="center"/>
-          </w:tcPr>
-          <w:p>
-            <w:r>
-              <w:rPr>
-                <w:rFonts w:ascii="Arial" w:cs="Arial" w:eastAsia="Arial" w:hAnsi="Arial"/>
-                <w:b/>
-                <w:bCs/>
-                <w:color w:val="FFFFFF"/>
-                <w:sz w:val="20"/>
-                <w:szCs w:val="20"/>
-              </w:rPr>
-              <w:t xml:space="preserve">Year-1 implementation</w:t>
-            </w:r>
-          </w:p>
-        </w:tc>
-      </w:tr>
-      <w:tr>
-        <w:tc>
-          <w:tcPr>
-            <w:tcW w:type="dxa" w:w="3400"/>
-            <w:tcBorders>
-              <w:top w:val="single" w:color="CCCCCC" w:sz="2"/>
-              <w:left w:val="single" w:color="CCCCCC" w:sz="2"/>
-              <w:bottom w:val="single" w:color="CCCCCC" w:sz="2"/>
-              <w:right w:val="single" w:color="CCCCCC" w:sz="2"/>
-            </w:tcBorders>
-            <w:shd w:fill="FFFFFF" w:val="clear"/>
-            <w:tcMar>
-              <w:top w:type="dxa" w:w="100"/>
-              <w:left w:type="dxa" w:w="140"/>
-              <w:bottom w:type="dxa" w:w="100"/>
-              <w:right w:type="dxa" w:w="140"/>
-            </w:tcMar>
-            <w:vAlign w:val="top"/>
-          </w:tcPr>
-          <w:p>
-            <w:pPr>
-              <w:spacing w:after="40" w:before="20" w:line="280"/>
-              <w:jc w:val="left"/>
-            </w:pPr>
-            <w:r>
-              <w:rPr>
-                <w:rFonts w:ascii="Arial" w:cs="Arial" w:eastAsia="Arial" w:hAnsi="Arial"/>
-                <w:color w:val="1A1410"/>
-                <w:sz w:val="20"/>
-                <w:szCs w:val="20"/>
-              </w:rPr>
-              <w:t xml:space="preserve">Salesforce NPC (10 free + 40 seats)</w:t>
-            </w:r>
-          </w:p>
-        </w:tc>
-        <w:tc>
-          <w:tcPr>
-            <w:tcW w:type="dxa" w:w="2400"/>
-            <w:tcBorders>
-              <w:top w:val="single" w:color="CCCCCC" w:sz="2"/>
-              <w:left w:val="single" w:color="CCCCCC" w:sz="2"/>
-              <w:bottom w:val="single" w:color="CCCCCC" w:sz="2"/>
-              <w:right w:val="single" w:color="CCCCCC" w:sz="2"/>
-            </w:tcBorders>
-            <w:shd w:fill="FFFFFF" w:val="clear"/>
-            <w:tcMar>
-              <w:top w:type="dxa" w:w="100"/>
-              <w:left w:type="dxa" w:w="140"/>
-              <w:bottom w:type="dxa" w:w="100"/>
-              <w:right w:type="dxa" w:w="140"/>
-            </w:tcMar>
-            <w:vAlign w:val="top"/>
-          </w:tcPr>
-          <w:p>
-            <w:pPr>
-              <w:spacing w:after="40" w:before="20" w:line="280"/>
-              <w:jc w:val="left"/>
-            </w:pPr>
-            <w:r>
-              <w:rPr>
-                <w:rFonts w:ascii="Arial" w:cs="Arial" w:eastAsia="Arial" w:hAnsi="Arial"/>
-                <w:color w:val="1A1410"/>
-                <w:sz w:val="20"/>
-                <w:szCs w:val="20"/>
-              </w:rPr>
-              <w:t xml:space="preserve">$28,800</w:t>
-            </w:r>
-          </w:p>
-        </w:tc>
-        <w:tc>
-          <w:tcPr>
-            <w:tcW w:type="dxa" w:w="3560"/>
-            <w:tcBorders>
-              <w:top w:val="single" w:color="CCCCCC" w:sz="2"/>
-              <w:left w:val="single" w:color="CCCCCC" w:sz="2"/>
-              <w:bottom w:val="single" w:color="CCCCCC" w:sz="2"/>
-              <w:right w:val="single" w:color="CCCCCC" w:sz="2"/>
-            </w:tcBorders>
-            <w:shd w:fill="FFFFFF" w:val="clear"/>
-            <w:tcMar>
-              <w:top w:type="dxa" w:w="100"/>
-              <w:left w:type="dxa" w:w="140"/>
-              <w:bottom w:type="dxa" w:w="100"/>
-              <w:right w:type="dxa" w:w="140"/>
-            </w:tcMar>
-            <w:vAlign w:val="top"/>
-          </w:tcPr>
-          <w:p>
-            <w:pPr>
-              <w:spacing w:after="40" w:before="20" w:line="280"/>
-              <w:jc w:val="left"/>
-            </w:pPr>
-            <w:r>
-              <w:rPr>
-                <w:rFonts w:ascii="Arial" w:cs="Arial" w:eastAsia="Arial" w:hAnsi="Arial"/>
-                <w:color w:val="1A1410"/>
-                <w:sz w:val="20"/>
-                <w:szCs w:val="20"/>
-              </w:rPr>
-              <w:t xml:space="preserve">$25,000</w:t>
-            </w:r>
-          </w:p>
-        </w:tc>
-      </w:tr>
-      <w:tr>
-        <w:tc>
-          <w:tcPr>
-            <w:tcW w:type="dxa" w:w="3400"/>
-            <w:tcBorders>
-              <w:top w:val="single" w:color="CCCCCC" w:sz="2"/>
-              <w:left w:val="single" w:color="CCCCCC" w:sz="2"/>
-              <w:bottom w:val="single" w:color="CCCCCC" w:sz="2"/>
-              <w:right w:val="single" w:color="CCCCCC" w:sz="2"/>
-            </w:tcBorders>
-            <w:shd w:fill="FAF5F2" w:val="clear"/>
-            <w:tcMar>
-              <w:top w:type="dxa" w:w="100"/>
-              <w:left w:type="dxa" w:w="140"/>
-              <w:bottom w:type="dxa" w:w="100"/>
-              <w:right w:type="dxa" w:w="140"/>
-            </w:tcMar>
-            <w:vAlign w:val="top"/>
-          </w:tcPr>
-          <w:p>
-            <w:pPr>
-              <w:spacing w:after="40" w:before="20" w:line="280"/>
-              <w:jc w:val="left"/>
-            </w:pPr>
-            <w:r>
-              <w:rPr>
-                <w:rFonts w:ascii="Arial" w:cs="Arial" w:eastAsia="Arial" w:hAnsi="Arial"/>
-                <w:color w:val="1A1410"/>
-                <w:sz w:val="20"/>
-                <w:szCs w:val="20"/>
-              </w:rPr>
-              <w:t xml:space="preserve">LinkSquares CLM</w:t>
-            </w:r>
-          </w:p>
-        </w:tc>
-        <w:tc>
-          <w:tcPr>
-            <w:tcW w:type="dxa" w:w="2400"/>
-            <w:tcBorders>
-              <w:top w:val="single" w:color="CCCCCC" w:sz="2"/>
-              <w:left w:val="single" w:color="CCCCCC" w:sz="2"/>
-              <w:bottom w:val="single" w:color="CCCCCC" w:sz="2"/>
-              <w:right w:val="single" w:color="CCCCCC" w:sz="2"/>
-            </w:tcBorders>
-            <w:shd w:fill="FAF5F2" w:val="clear"/>
-            <w:tcMar>
-              <w:top w:type="dxa" w:w="100"/>
-              <w:left w:type="dxa" w:w="140"/>
-              <w:bottom w:type="dxa" w:w="100"/>
-              <w:right w:type="dxa" w:w="140"/>
-            </w:tcMar>
-            <w:vAlign w:val="top"/>
-          </w:tcPr>
-          <w:p>
-            <w:pPr>
-              <w:spacing w:after="40" w:before="20" w:line="280"/>
-              <w:jc w:val="left"/>
-            </w:pPr>
-            <w:r>
-              <w:rPr>
-                <w:rFonts w:ascii="Arial" w:cs="Arial" w:eastAsia="Arial" w:hAnsi="Arial"/>
-                <w:color w:val="1A1410"/>
-                <w:sz w:val="20"/>
-                <w:szCs w:val="20"/>
-              </w:rPr>
-              <w:t xml:space="preserve">$31,000</w:t>
-            </w:r>
-          </w:p>
-        </w:tc>
-        <w:tc>
-          <w:tcPr>
-            <w:tcW w:type="dxa" w:w="3560"/>
-            <w:tcBorders>
-              <w:top w:val="single" w:color="CCCCCC" w:sz="2"/>
-              <w:left w:val="single" w:color="CCCCCC" w:sz="2"/>
-              <w:bottom w:val="single" w:color="CCCCCC" w:sz="2"/>
-              <w:right w:val="single" w:color="CCCCCC" w:sz="2"/>
-            </w:tcBorders>
-            <w:shd w:fill="FAF5F2" w:val="clear"/>
-            <w:tcMar>
-              <w:top w:type="dxa" w:w="100"/>
-              <w:left w:type="dxa" w:w="140"/>
-              <w:bottom w:type="dxa" w:w="100"/>
-              <w:right w:type="dxa" w:w="140"/>
-            </w:tcMar>
-            <w:vAlign w:val="top"/>
-          </w:tcPr>
-          <w:p>
-            <w:pPr>
-              <w:spacing w:after="40" w:before="20" w:line="280"/>
-              <w:jc w:val="left"/>
-            </w:pPr>
-            <w:r>
-              <w:rPr>
-                <w:rFonts w:ascii="Arial" w:cs="Arial" w:eastAsia="Arial" w:hAnsi="Arial"/>
-                <w:color w:val="1A1410"/>
-                <w:sz w:val="20"/>
-                <w:szCs w:val="20"/>
-              </w:rPr>
-              <w:t xml:space="preserve">$15,000</w:t>
-            </w:r>
-          </w:p>
-        </w:tc>
-      </w:tr>
-      <w:tr>
-        <w:tc>
-          <w:tcPr>
-            <w:tcW w:type="dxa" w:w="3400"/>
-            <w:tcBorders>
-              <w:top w:val="single" w:color="CCCCCC" w:sz="2"/>
-              <w:left w:val="single" w:color="CCCCCC" w:sz="2"/>
-              <w:bottom w:val="single" w:color="CCCCCC" w:sz="2"/>
-              <w:right w:val="single" w:color="CCCCCC" w:sz="2"/>
-            </w:tcBorders>
-            <w:shd w:fill="FFFFFF" w:val="clear"/>
-            <w:tcMar>
-              <w:top w:type="dxa" w:w="100"/>
-              <w:left w:type="dxa" w:w="140"/>
-              <w:bottom w:type="dxa" w:w="100"/>
-              <w:right w:type="dxa" w:w="140"/>
-            </w:tcMar>
-            <w:vAlign w:val="top"/>
-          </w:tcPr>
-          <w:p>
-            <w:pPr>
-              <w:spacing w:after="40" w:before="20" w:line="280"/>
-              <w:jc w:val="left"/>
-            </w:pPr>
-            <w:r>
-              <w:rPr>
-                <w:rFonts w:ascii="Arial" w:cs="Arial" w:eastAsia="Arial" w:hAnsi="Arial"/>
-                <w:color w:val="1A1410"/>
-                <w:sz w:val="20"/>
-                <w:szCs w:val="20"/>
-              </w:rPr>
-              <w:t xml:space="preserve">BoardEffect</w:t>
-            </w:r>
-          </w:p>
-        </w:tc>
-        <w:tc>
-          <w:tcPr>
-            <w:tcW w:type="dxa" w:w="2400"/>
-            <w:tcBorders>
-              <w:top w:val="single" w:color="CCCCCC" w:sz="2"/>
-              <w:left w:val="single" w:color="CCCCCC" w:sz="2"/>
-              <w:bottom w:val="single" w:color="CCCCCC" w:sz="2"/>
-              <w:right w:val="single" w:color="CCCCCC" w:sz="2"/>
-            </w:tcBorders>
-            <w:shd w:fill="FFFFFF" w:val="clear"/>
-            <w:tcMar>
-              <w:top w:type="dxa" w:w="100"/>
-              <w:left w:type="dxa" w:w="140"/>
-              <w:bottom w:type="dxa" w:w="100"/>
-              <w:right w:type="dxa" w:w="140"/>
-            </w:tcMar>
-            <w:vAlign w:val="top"/>
-          </w:tcPr>
-          <w:p>
-            <w:pPr>
-              <w:spacing w:after="40" w:before="20" w:line="280"/>
-              <w:jc w:val="left"/>
-            </w:pPr>
-            <w:r>
-              <w:rPr>
-                <w:rFonts w:ascii="Arial" w:cs="Arial" w:eastAsia="Arial" w:hAnsi="Arial"/>
-                <w:color w:val="1A1410"/>
-                <w:sz w:val="20"/>
-                <w:szCs w:val="20"/>
-              </w:rPr>
-              <w:t xml:space="preserve">$10,000</w:t>
-            </w:r>
-          </w:p>
-        </w:tc>
-        <w:tc>
-          <w:tcPr>
-            <w:tcW w:type="dxa" w:w="3560"/>
-            <w:tcBorders>
-              <w:top w:val="single" w:color="CCCCCC" w:sz="2"/>
-              <w:left w:val="single" w:color="CCCCCC" w:sz="2"/>
-              <w:bottom w:val="single" w:color="CCCCCC" w:sz="2"/>
-              <w:right w:val="single" w:color="CCCCCC" w:sz="2"/>
-            </w:tcBorders>
-            <w:shd w:fill="FFFFFF" w:val="clear"/>
-            <w:tcMar>
-              <w:top w:type="dxa" w:w="100"/>
-              <w:left w:type="dxa" w:w="140"/>
-              <w:bottom w:type="dxa" w:w="100"/>
-              <w:right w:type="dxa" w:w="140"/>
-            </w:tcMar>
-            <w:vAlign w:val="top"/>
-          </w:tcPr>
-          <w:p>
-            <w:pPr>
-              <w:spacing w:after="40" w:before="20" w:line="280"/>
-              <w:jc w:val="left"/>
-            </w:pPr>
-            <w:r>
-              <w:rPr>
-                <w:rFonts w:ascii="Arial" w:cs="Arial" w:eastAsia="Arial" w:hAnsi="Arial"/>
-                <w:color w:val="1A1410"/>
-                <w:sz w:val="20"/>
-                <w:szCs w:val="20"/>
-              </w:rPr>
-              <w:t xml:space="preserve">$5,000</w:t>
-            </w:r>
-          </w:p>
-        </w:tc>
-      </w:tr>
-      <w:tr>
-        <w:tc>
-          <w:tcPr>
-            <w:tcW w:type="dxa" w:w="3400"/>
-            <w:tcBorders>
-              <w:top w:val="single" w:color="CCCCCC" w:sz="2"/>
-              <w:left w:val="single" w:color="CCCCCC" w:sz="2"/>
-              <w:bottom w:val="single" w:color="CCCCCC" w:sz="2"/>
-              <w:right w:val="single" w:color="CCCCCC" w:sz="2"/>
-            </w:tcBorders>
-            <w:shd w:fill="FAF5F2" w:val="clear"/>
-            <w:tcMar>
-              <w:top w:type="dxa" w:w="100"/>
-              <w:left w:type="dxa" w:w="140"/>
-              <w:bottom w:type="dxa" w:w="100"/>
-              <w:right w:type="dxa" w:w="140"/>
-            </w:tcMar>
-            <w:vAlign w:val="top"/>
-          </w:tcPr>
-          <w:p>
-            <w:pPr>
-              <w:spacing w:after="40" w:before="20" w:line="280"/>
-              <w:jc w:val="left"/>
-            </w:pPr>
-            <w:r>
-              <w:rPr>
-                <w:rFonts w:ascii="Arial" w:cs="Arial" w:eastAsia="Arial" w:hAnsi="Arial"/>
-                <w:color w:val="1A1410"/>
-                <w:sz w:val="20"/>
-                <w:szCs w:val="20"/>
-              </w:rPr>
-              <w:t xml:space="preserve">ClearPoint Strategy Professional</w:t>
-            </w:r>
-          </w:p>
-        </w:tc>
-        <w:tc>
-          <w:tcPr>
-            <w:tcW w:type="dxa" w:w="2400"/>
-            <w:tcBorders>
-              <w:top w:val="single" w:color="CCCCCC" w:sz="2"/>
-              <w:left w:val="single" w:color="CCCCCC" w:sz="2"/>
-              <w:bottom w:val="single" w:color="CCCCCC" w:sz="2"/>
-              <w:right w:val="single" w:color="CCCCCC" w:sz="2"/>
-            </w:tcBorders>
-            <w:shd w:fill="FAF5F2" w:val="clear"/>
-            <w:tcMar>
-              <w:top w:type="dxa" w:w="100"/>
-              <w:left w:type="dxa" w:w="140"/>
-              <w:bottom w:type="dxa" w:w="100"/>
-              <w:right w:type="dxa" w:w="140"/>
-            </w:tcMar>
-            <w:vAlign w:val="top"/>
-          </w:tcPr>
-          <w:p>
-            <w:pPr>
-              <w:spacing w:after="40" w:before="20" w:line="280"/>
-              <w:jc w:val="left"/>
-            </w:pPr>
-            <w:r>
-              <w:rPr>
-                <w:rFonts w:ascii="Arial" w:cs="Arial" w:eastAsia="Arial" w:hAnsi="Arial"/>
-                <w:color w:val="1A1410"/>
-                <w:sz w:val="20"/>
-                <w:szCs w:val="20"/>
-              </w:rPr>
-              <w:t xml:space="preserve">$9,588</w:t>
-            </w:r>
-          </w:p>
-        </w:tc>
-        <w:tc>
-          <w:tcPr>
-            <w:tcW w:type="dxa" w:w="3560"/>
-            <w:tcBorders>
-              <w:top w:val="single" w:color="CCCCCC" w:sz="2"/>
-              <w:left w:val="single" w:color="CCCCCC" w:sz="2"/>
-              <w:bottom w:val="single" w:color="CCCCCC" w:sz="2"/>
-              <w:right w:val="single" w:color="CCCCCC" w:sz="2"/>
-            </w:tcBorders>
-            <w:shd w:fill="FAF5F2" w:val="clear"/>
-            <w:tcMar>
-              <w:top w:type="dxa" w:w="100"/>
-              <w:left w:type="dxa" w:w="140"/>
-              <w:bottom w:type="dxa" w:w="100"/>
-              <w:right w:type="dxa" w:w="140"/>
-            </w:tcMar>
-            <w:vAlign w:val="top"/>
-          </w:tcPr>
-          <w:p>
-            <w:pPr>
-              <w:spacing w:after="40" w:before="20" w:line="280"/>
-              <w:jc w:val="left"/>
-            </w:pPr>
-            <w:r>
-              <w:rPr>
-                <w:rFonts w:ascii="Arial" w:cs="Arial" w:eastAsia="Arial" w:hAnsi="Arial"/>
-                <w:color w:val="1A1410"/>
-                <w:sz w:val="20"/>
-                <w:szCs w:val="20"/>
-              </w:rPr>
-              <w:t xml:space="preserve">$0</w:t>
-            </w:r>
-          </w:p>
-        </w:tc>
-      </w:tr>
-      <w:tr>
-        <w:tc>
-          <w:tcPr>
-            <w:tcW w:type="dxa" w:w="3400"/>
-            <w:tcBorders>
-              <w:top w:val="single" w:color="CCCCCC" w:sz="2"/>
-              <w:left w:val="single" w:color="CCCCCC" w:sz="2"/>
-              <w:bottom w:val="single" w:color="CCCCCC" w:sz="2"/>
-              <w:right w:val="single" w:color="CCCCCC" w:sz="2"/>
-            </w:tcBorders>
-            <w:shd w:fill="FFFFFF" w:val="clear"/>
-            <w:tcMar>
-              <w:top w:type="dxa" w:w="100"/>
-              <w:left w:type="dxa" w:w="140"/>
-              <w:bottom w:type="dxa" w:w="100"/>
-              <w:right w:type="dxa" w:w="140"/>
-            </w:tcMar>
-            <w:vAlign w:val="top"/>
-          </w:tcPr>
-          <w:p>
-            <w:pPr>
-              <w:spacing w:after="40" w:before="20" w:line="280"/>
-              <w:jc w:val="left"/>
-            </w:pPr>
-            <w:r>
-              <w:rPr>
-                <w:rFonts w:ascii="Arial" w:cs="Arial" w:eastAsia="Arial" w:hAnsi="Arial"/>
-                <w:color w:val="1A1410"/>
-                <w:sz w:val="20"/>
-                <w:szCs w:val="20"/>
-              </w:rPr>
-              <w:t xml:space="preserve">Onspring policy</w:t>
-            </w:r>
-          </w:p>
-        </w:tc>
-        <w:tc>
-          <w:tcPr>
-            <w:tcW w:type="dxa" w:w="2400"/>
-            <w:tcBorders>
-              <w:top w:val="single" w:color="CCCCCC" w:sz="2"/>
-              <w:left w:val="single" w:color="CCCCCC" w:sz="2"/>
-              <w:bottom w:val="single" w:color="CCCCCC" w:sz="2"/>
-              <w:right w:val="single" w:color="CCCCCC" w:sz="2"/>
-            </w:tcBorders>
-            <w:shd w:fill="FFFFFF" w:val="clear"/>
-            <w:tcMar>
-              <w:top w:type="dxa" w:w="100"/>
-              <w:left w:type="dxa" w:w="140"/>
-              <w:bottom w:type="dxa" w:w="100"/>
-              <w:right w:type="dxa" w:w="140"/>
-            </w:tcMar>
-            <w:vAlign w:val="top"/>
-          </w:tcPr>
-          <w:p>
-            <w:pPr>
-              <w:spacing w:after="40" w:before="20" w:line="280"/>
-              <w:jc w:val="left"/>
-            </w:pPr>
-            <w:r>
-              <w:rPr>
-                <w:rFonts w:ascii="Arial" w:cs="Arial" w:eastAsia="Arial" w:hAnsi="Arial"/>
-                <w:color w:val="1A1410"/>
-                <w:sz w:val="20"/>
-                <w:szCs w:val="20"/>
-              </w:rPr>
-              <w:t xml:space="preserve">$20,000</w:t>
-            </w:r>
-          </w:p>
-        </w:tc>
-        <w:tc>
-          <w:tcPr>
-            <w:tcW w:type="dxa" w:w="3560"/>
-            <w:tcBorders>
-              <w:top w:val="single" w:color="CCCCCC" w:sz="2"/>
-              <w:left w:val="single" w:color="CCCCCC" w:sz="2"/>
-              <w:bottom w:val="single" w:color="CCCCCC" w:sz="2"/>
-              <w:right w:val="single" w:color="CCCCCC" w:sz="2"/>
-            </w:tcBorders>
-            <w:shd w:fill="FFFFFF" w:val="clear"/>
-            <w:tcMar>
-              <w:top w:type="dxa" w:w="100"/>
-              <w:left w:type="dxa" w:w="140"/>
-              <w:bottom w:type="dxa" w:w="100"/>
-              <w:right w:type="dxa" w:w="140"/>
-            </w:tcMar>
-            <w:vAlign w:val="top"/>
-          </w:tcPr>
-          <w:p>
-            <w:pPr>
-              <w:spacing w:after="40" w:before="20" w:line="280"/>
-              <w:jc w:val="left"/>
-            </w:pPr>
-            <w:r>
-              <w:rPr>
-                <w:rFonts w:ascii="Arial" w:cs="Arial" w:eastAsia="Arial" w:hAnsi="Arial"/>
-                <w:color w:val="1A1410"/>
-                <w:sz w:val="20"/>
-                <w:szCs w:val="20"/>
-              </w:rPr>
-              <w:t xml:space="preserve">$0</w:t>
-            </w:r>
-          </w:p>
-        </w:tc>
-      </w:tr>
-      <w:tr>
-        <w:tc>
-          <w:tcPr>
-            <w:tcW w:type="dxa" w:w="3400"/>
-            <w:tcBorders>
-              <w:top w:val="single" w:color="CCCCCC" w:sz="2"/>
-              <w:left w:val="single" w:color="CCCCCC" w:sz="2"/>
-              <w:bottom w:val="single" w:color="CCCCCC" w:sz="2"/>
-              <w:right w:val="single" w:color="CCCCCC" w:sz="2"/>
-            </w:tcBorders>
-            <w:shd w:fill="FAF5F2" w:val="clear"/>
-            <w:tcMar>
-              <w:top w:type="dxa" w:w="100"/>
-              <w:left w:type="dxa" w:w="140"/>
-              <w:bottom w:type="dxa" w:w="100"/>
-              <w:right w:type="dxa" w:w="140"/>
-            </w:tcMar>
-            <w:vAlign w:val="top"/>
-          </w:tcPr>
-          <w:p>
-            <w:pPr>
-              <w:spacing w:after="40" w:before="20" w:line="280"/>
-              <w:jc w:val="left"/>
-            </w:pPr>
-            <w:r>
-              <w:rPr>
-                <w:rFonts w:ascii="Arial" w:cs="Arial" w:eastAsia="Arial" w:hAnsi="Arial"/>
-                <w:color w:val="1A1410"/>
-                <w:sz w:val="20"/>
-                <w:szCs w:val="20"/>
-              </w:rPr>
-              <w:t xml:space="preserve">Asana Advanced (100 seats)</w:t>
-            </w:r>
-          </w:p>
-        </w:tc>
-        <w:tc>
-          <w:tcPr>
-            <w:tcW w:type="dxa" w:w="2400"/>
-            <w:tcBorders>
-              <w:top w:val="single" w:color="CCCCCC" w:sz="2"/>
-              <w:left w:val="single" w:color="CCCCCC" w:sz="2"/>
-              <w:bottom w:val="single" w:color="CCCCCC" w:sz="2"/>
-              <w:right w:val="single" w:color="CCCCCC" w:sz="2"/>
-            </w:tcBorders>
-            <w:shd w:fill="FAF5F2" w:val="clear"/>
-            <w:tcMar>
-              <w:top w:type="dxa" w:w="100"/>
-              <w:left w:type="dxa" w:w="140"/>
-              <w:bottom w:type="dxa" w:w="100"/>
-              <w:right w:type="dxa" w:w="140"/>
-            </w:tcMar>
-            <w:vAlign w:val="top"/>
-          </w:tcPr>
-          <w:p>
-            <w:pPr>
-              <w:spacing w:after="40" w:before="20" w:line="280"/>
-              <w:jc w:val="left"/>
-            </w:pPr>
-            <w:r>
-              <w:rPr>
-                <w:rFonts w:ascii="Arial" w:cs="Arial" w:eastAsia="Arial" w:hAnsi="Arial"/>
-                <w:color w:val="1A1410"/>
-                <w:sz w:val="20"/>
-                <w:szCs w:val="20"/>
-              </w:rPr>
-              <w:t xml:space="preserve">$30,000</w:t>
-            </w:r>
-          </w:p>
-        </w:tc>
-        <w:tc>
-          <w:tcPr>
-            <w:tcW w:type="dxa" w:w="3560"/>
-            <w:tcBorders>
-              <w:top w:val="single" w:color="CCCCCC" w:sz="2"/>
-              <w:left w:val="single" w:color="CCCCCC" w:sz="2"/>
-              <w:bottom w:val="single" w:color="CCCCCC" w:sz="2"/>
-              <w:right w:val="single" w:color="CCCCCC" w:sz="2"/>
-            </w:tcBorders>
-            <w:shd w:fill="FAF5F2" w:val="clear"/>
-            <w:tcMar>
-              <w:top w:type="dxa" w:w="100"/>
-              <w:left w:type="dxa" w:w="140"/>
-              <w:bottom w:type="dxa" w:w="100"/>
-              <w:right w:type="dxa" w:w="140"/>
-            </w:tcMar>
-            <w:vAlign w:val="top"/>
-          </w:tcPr>
-          <w:p>
-            <w:pPr>
-              <w:spacing w:after="40" w:before="20" w:line="280"/>
-              <w:jc w:val="left"/>
-            </w:pPr>
-            <w:r>
-              <w:rPr>
-                <w:rFonts w:ascii="Arial" w:cs="Arial" w:eastAsia="Arial" w:hAnsi="Arial"/>
-                <w:color w:val="1A1410"/>
-                <w:sz w:val="20"/>
-                <w:szCs w:val="20"/>
-              </w:rPr>
-              <w:t xml:space="preserve">$10,000</w:t>
-            </w:r>
-          </w:p>
-        </w:tc>
-      </w:tr>
-      <w:tr>
-        <w:tc>
-          <w:tcPr>
-            <w:tcW w:type="dxa" w:w="3400"/>
-            <w:tcBorders>
-              <w:top w:val="single" w:color="CCCCCC" w:sz="2"/>
-              <w:left w:val="single" w:color="CCCCCC" w:sz="2"/>
-              <w:bottom w:val="single" w:color="CCCCCC" w:sz="2"/>
-              <w:right w:val="single" w:color="CCCCCC" w:sz="2"/>
-            </w:tcBorders>
-            <w:shd w:fill="FFFFFF" w:val="clear"/>
-            <w:tcMar>
-              <w:top w:type="dxa" w:w="100"/>
-              <w:left w:type="dxa" w:w="140"/>
-              <w:bottom w:type="dxa" w:w="100"/>
-              <w:right w:type="dxa" w:w="140"/>
-            </w:tcMar>
-            <w:vAlign w:val="top"/>
-          </w:tcPr>
-          <w:p>
-            <w:pPr>
-              <w:spacing w:after="40" w:before="20" w:line="280"/>
-              <w:jc w:val="left"/>
-            </w:pPr>
-            <w:r>
-              <w:rPr>
-                <w:rFonts w:ascii="Arial" w:cs="Arial" w:eastAsia="Arial" w:hAnsi="Arial"/>
-                <w:color w:val="1A1410"/>
-                <w:sz w:val="20"/>
-                <w:szCs w:val="20"/>
-              </w:rPr>
-              <w:t xml:space="preserve">SUBTOTAL</w:t>
-            </w:r>
-          </w:p>
-        </w:tc>
-        <w:tc>
-          <w:tcPr>
-            <w:tcW w:type="dxa" w:w="2400"/>
-            <w:tcBorders>
-              <w:top w:val="single" w:color="CCCCCC" w:sz="2"/>
-              <w:left w:val="single" w:color="CCCCCC" w:sz="2"/>
-              <w:bottom w:val="single" w:color="CCCCCC" w:sz="2"/>
-              <w:right w:val="single" w:color="CCCCCC" w:sz="2"/>
-            </w:tcBorders>
-            <w:shd w:fill="FFFFFF" w:val="clear"/>
-            <w:tcMar>
-              <w:top w:type="dxa" w:w="100"/>
-              <w:left w:type="dxa" w:w="140"/>
-              <w:bottom w:type="dxa" w:w="100"/>
-              <w:right w:type="dxa" w:w="140"/>
-            </w:tcMar>
-            <w:vAlign w:val="top"/>
-          </w:tcPr>
-          <w:p>
-            <w:pPr>
-              <w:spacing w:after="40" w:before="20" w:line="280"/>
-              <w:jc w:val="left"/>
-            </w:pPr>
-            <w:r>
-              <w:rPr>
-                <w:rFonts w:ascii="Arial" w:cs="Arial" w:eastAsia="Arial" w:hAnsi="Arial"/>
-                <w:color w:val="1A1410"/>
-                <w:sz w:val="20"/>
-                <w:szCs w:val="20"/>
-              </w:rPr>
-              <w:t xml:space="preserve">$129,388</w:t>
-            </w:r>
-          </w:p>
-        </w:tc>
-        <w:tc>
-          <w:tcPr>
-            <w:tcW w:type="dxa" w:w="3560"/>
-            <w:tcBorders>
-              <w:top w:val="single" w:color="CCCCCC" w:sz="2"/>
-              <w:left w:val="single" w:color="CCCCCC" w:sz="2"/>
-              <w:bottom w:val="single" w:color="CCCCCC" w:sz="2"/>
-              <w:right w:val="single" w:color="CCCCCC" w:sz="2"/>
-            </w:tcBorders>
-            <w:shd w:fill="FFFFFF" w:val="clear"/>
-            <w:tcMar>
-              <w:top w:type="dxa" w:w="100"/>
-              <w:left w:type="dxa" w:w="140"/>
-              <w:bottom w:type="dxa" w:w="100"/>
-              <w:right w:type="dxa" w:w="140"/>
-            </w:tcMar>
-            <w:vAlign w:val="top"/>
-          </w:tcPr>
-          <w:p>
-            <w:pPr>
-              <w:spacing w:after="40" w:before="20" w:line="280"/>
-              <w:jc w:val="left"/>
-            </w:pPr>
-            <w:r>
-              <w:rPr>
-                <w:rFonts w:ascii="Arial" w:cs="Arial" w:eastAsia="Arial" w:hAnsi="Arial"/>
-                <w:color w:val="1A1410"/>
-                <w:sz w:val="20"/>
-                <w:szCs w:val="20"/>
-              </w:rPr>
-              <w:t xml:space="preserve">$55,000</w:t>
-            </w:r>
-          </w:p>
-        </w:tc>
-      </w:tr>
-      <w:tr>
-        <w:tc>
-          <w:tcPr>
-            <w:tcW w:type="dxa" w:w="3400"/>
-            <w:tcBorders>
-              <w:top w:val="single" w:color="CCCCCC" w:sz="2"/>
-              <w:left w:val="single" w:color="CCCCCC" w:sz="2"/>
-              <w:bottom w:val="single" w:color="CCCCCC" w:sz="2"/>
-              <w:right w:val="single" w:color="CCCCCC" w:sz="2"/>
-            </w:tcBorders>
-            <w:shd w:fill="FAF5F2" w:val="clear"/>
-            <w:tcMar>
-              <w:top w:type="dxa" w:w="100"/>
-              <w:left w:type="dxa" w:w="140"/>
-              <w:bottom w:type="dxa" w:w="100"/>
-              <w:right w:type="dxa" w:w="140"/>
-            </w:tcMar>
-            <w:vAlign w:val="top"/>
-          </w:tcPr>
-          <w:p>
-            <w:pPr>
-              <w:spacing w:after="40" w:before="20" w:line="280"/>
-              <w:jc w:val="left"/>
-            </w:pPr>
-            <w:r>
-              <w:rPr>
-                <w:rFonts w:ascii="Arial" w:cs="Arial" w:eastAsia="Arial" w:hAnsi="Arial"/>
-                <w:color w:val="1A1410"/>
-                <w:sz w:val="20"/>
-                <w:szCs w:val="20"/>
-              </w:rPr>
-              <w:t xml:space="preserve">Year-1 TCO total</w:t>
-            </w:r>
-          </w:p>
-        </w:tc>
-        <w:tc>
-          <w:tcPr>
-            <w:tcW w:type="dxa" w:w="2400"/>
-            <w:tcBorders>
-              <w:top w:val="single" w:color="CCCCCC" w:sz="2"/>
-              <w:left w:val="single" w:color="CCCCCC" w:sz="2"/>
-              <w:bottom w:val="single" w:color="CCCCCC" w:sz="2"/>
-              <w:right w:val="single" w:color="CCCCCC" w:sz="2"/>
-            </w:tcBorders>
-            <w:shd w:fill="FAF5F2" w:val="clear"/>
-            <w:tcMar>
-              <w:top w:type="dxa" w:w="100"/>
-              <w:left w:type="dxa" w:w="140"/>
-              <w:bottom w:type="dxa" w:w="100"/>
-              <w:right w:type="dxa" w:w="140"/>
-            </w:tcMar>
-            <w:vAlign w:val="top"/>
-          </w:tcPr>
-          <w:p>
-            <w:pPr>
-              <w:spacing w:after="40" w:before="20" w:line="280"/>
-              <w:jc w:val="left"/>
-            </w:pPr>
-            <w:r>
-              <w:rPr>
-                <w:rFonts w:ascii="Arial" w:cs="Arial" w:eastAsia="Arial" w:hAnsi="Arial"/>
-                <w:color w:val="1A1410"/>
-                <w:sz w:val="20"/>
-                <w:szCs w:val="20"/>
-              </w:rPr>
-              <w:t xml:space="preserve"/>
-            </w:r>
-          </w:p>
-        </w:tc>
-        <w:tc>
-          <w:tcPr>
-            <w:tcW w:type="dxa" w:w="3560"/>
-            <w:tcBorders>
-              <w:top w:val="single" w:color="CCCCCC" w:sz="2"/>
-              <w:left w:val="single" w:color="CCCCCC" w:sz="2"/>
-              <w:bottom w:val="single" w:color="CCCCCC" w:sz="2"/>
-              <w:right w:val="single" w:color="CCCCCC" w:sz="2"/>
-            </w:tcBorders>
-            <w:shd w:fill="FAF5F2" w:val="clear"/>
-            <w:tcMar>
-              <w:top w:type="dxa" w:w="100"/>
-              <w:left w:type="dxa" w:w="140"/>
-              <w:bottom w:type="dxa" w:w="100"/>
-              <w:right w:type="dxa" w:w="140"/>
-            </w:tcMar>
-            <w:vAlign w:val="top"/>
-          </w:tcPr>
-          <w:p>
-            <w:pPr>
-              <w:spacing w:after="40" w:before="20" w:line="280"/>
-              <w:jc w:val="left"/>
-            </w:pPr>
-            <w:r>
-              <w:rPr>
-                <w:rFonts w:ascii="Arial" w:cs="Arial" w:eastAsia="Arial" w:hAnsi="Arial"/>
-                <w:color w:val="1A1410"/>
-                <w:sz w:val="20"/>
-                <w:szCs w:val="20"/>
-              </w:rPr>
-              <w:t xml:space="preserve">$184,388</w:t>
-            </w:r>
-          </w:p>
-        </w:tc>
-      </w:tr>
-    </w:tbl>
-    <w:p>
-      <w:pPr>
-        <w:spacing w:after="80" w:before="60" w:line="280"/>
-        <w:jc w:val="left"/>
-      </w:pPr>
-      <w:r>
-        <w:rPr>
-          <w:rFonts w:ascii="Arial" w:cs="Arial" w:eastAsia="Arial" w:hAnsi="Arial"/>
-          <w:i/>
-          <w:iCs/>
-          <w:color w:val="6B6660"/>
-          <w:sz w:val="18"/>
-          <w:szCs w:val="18"/>
-        </w:rPr>
-        <w:t xml:space="preserve">Source: build_market_analysis.js Section 5 (Elevate MA). Each line item sourced to vendor pricing page or third-party aggregator. Used in both Elevate Pitch Deck (Slide 3 stitched-stack TCO table) and Strategy V3.7 Section 4.3.</w:t>
-      </w:r>
-    </w:p>
-    <w:p>
-      <w:pPr>
-        <w:pStyle w:val="Heading2"/>
-        <w:spacing w:after="140" w:before="280"/>
-      </w:pPr>
-      <w:r>
-        <w:rPr>
-          <w:rFonts w:ascii="Arial" w:cs="Arial" w:eastAsia="Arial" w:hAnsi="Arial"/>
-          <w:b/>
-          <w:bCs/>
-          <w:color w:val="7C2D12"/>
-          <w:sz w:val="28"/>
-          <w:szCs w:val="28"/>
-        </w:rPr>
-        <w:t xml:space="preserve">3.7 Pricing — by product</w:t>
+        <w:t xml:space="preserve">3.6 Pricing — by product</w:t>
       </w:r>
     </w:p>
     <w:tbl>
@@ -7404,834 +6037,6 @@
                 <w:szCs w:val="20"/>
               </w:rPr>
               <w:t xml:space="preserve">Donor sponsorship primary</w:t>
-            </w:r>
-          </w:p>
-        </w:tc>
-      </w:tr>
-      <w:tr>
-        <w:tc>
-          <w:tcPr>
-            <w:tcW w:type="dxa" w:w="2400"/>
-            <w:tcBorders>
-              <w:top w:val="single" w:color="CCCCCC" w:sz="2"/>
-              <w:left w:val="single" w:color="CCCCCC" w:sz="2"/>
-              <w:bottom w:val="single" w:color="CCCCCC" w:sz="2"/>
-              <w:right w:val="single" w:color="CCCCCC" w:sz="2"/>
-            </w:tcBorders>
-            <w:shd w:fill="FAF5F2" w:val="clear"/>
-            <w:tcMar>
-              <w:top w:type="dxa" w:w="100"/>
-              <w:left w:type="dxa" w:w="140"/>
-              <w:bottom w:type="dxa" w:w="100"/>
-              <w:right w:type="dxa" w:w="140"/>
-            </w:tcMar>
-            <w:vAlign w:val="top"/>
-          </w:tcPr>
-          <w:p>
-            <w:pPr>
-              <w:spacing w:after="40" w:before="20" w:line="280"/>
-              <w:jc w:val="left"/>
-            </w:pPr>
-            <w:r>
-              <w:rPr>
-                <w:rFonts w:ascii="Arial" w:cs="Arial" w:eastAsia="Arial" w:hAnsi="Arial"/>
-                <w:color w:val="1A1410"/>
-                <w:sz w:val="20"/>
-                <w:szCs w:val="20"/>
-              </w:rPr>
-              <w:t xml:space="preserve">Elevate — Subsidized</w:t>
-            </w:r>
-          </w:p>
-        </w:tc>
-        <w:tc>
-          <w:tcPr>
-            <w:tcW w:type="dxa" w:w="1800"/>
-            <w:tcBorders>
-              <w:top w:val="single" w:color="CCCCCC" w:sz="2"/>
-              <w:left w:val="single" w:color="CCCCCC" w:sz="2"/>
-              <w:bottom w:val="single" w:color="CCCCCC" w:sz="2"/>
-              <w:right w:val="single" w:color="CCCCCC" w:sz="2"/>
-            </w:tcBorders>
-            <w:shd w:fill="FAF5F2" w:val="clear"/>
-            <w:tcMar>
-              <w:top w:type="dxa" w:w="100"/>
-              <w:left w:type="dxa" w:w="140"/>
-              <w:bottom w:type="dxa" w:w="100"/>
-              <w:right w:type="dxa" w:w="140"/>
-            </w:tcMar>
-            <w:vAlign w:val="top"/>
-          </w:tcPr>
-          <w:p>
-            <w:pPr>
-              <w:spacing w:after="40" w:before="20" w:line="280"/>
-              <w:jc w:val="left"/>
-            </w:pPr>
-            <w:r>
-              <w:rPr>
-                <w:rFonts w:ascii="Arial" w:cs="Arial" w:eastAsia="Arial" w:hAnsi="Arial"/>
-                <w:color w:val="1A1410"/>
-                <w:sz w:val="20"/>
-                <w:szCs w:val="20"/>
-              </w:rPr>
-              <w:t xml:space="preserve">$12K-$25K</w:t>
-            </w:r>
-          </w:p>
-        </w:tc>
-        <w:tc>
-          <w:tcPr>
-            <w:tcW w:type="dxa" w:w="1800"/>
-            <w:tcBorders>
-              <w:top w:val="single" w:color="CCCCCC" w:sz="2"/>
-              <w:left w:val="single" w:color="CCCCCC" w:sz="2"/>
-              <w:bottom w:val="single" w:color="CCCCCC" w:sz="2"/>
-              <w:right w:val="single" w:color="CCCCCC" w:sz="2"/>
-            </w:tcBorders>
-            <w:shd w:fill="FAF5F2" w:val="clear"/>
-            <w:tcMar>
-              <w:top w:type="dxa" w:w="100"/>
-              <w:left w:type="dxa" w:w="140"/>
-              <w:bottom w:type="dxa" w:w="100"/>
-              <w:right w:type="dxa" w:w="140"/>
-            </w:tcMar>
-            <w:vAlign w:val="top"/>
-          </w:tcPr>
-          <w:p>
-            <w:pPr>
-              <w:spacing w:after="40" w:before="20" w:line="280"/>
-              <w:jc w:val="left"/>
-            </w:pPr>
-            <w:r>
-              <w:rPr>
-                <w:rFonts w:ascii="Arial" w:cs="Arial" w:eastAsia="Arial" w:hAnsi="Arial"/>
-                <w:color w:val="1A1410"/>
-                <w:sz w:val="20"/>
-                <w:szCs w:val="20"/>
-              </w:rPr>
-              <w:t xml:space="preserve">$12K-$25K</w:t>
-            </w:r>
-          </w:p>
-        </w:tc>
-        <w:tc>
-          <w:tcPr>
-            <w:tcW w:type="dxa" w:w="3360"/>
-            <w:tcBorders>
-              <w:top w:val="single" w:color="CCCCCC" w:sz="2"/>
-              <w:left w:val="single" w:color="CCCCCC" w:sz="2"/>
-              <w:bottom w:val="single" w:color="CCCCCC" w:sz="2"/>
-              <w:right w:val="single" w:color="CCCCCC" w:sz="2"/>
-            </w:tcBorders>
-            <w:shd w:fill="FAF5F2" w:val="clear"/>
-            <w:tcMar>
-              <w:top w:type="dxa" w:w="100"/>
-              <w:left w:type="dxa" w:w="140"/>
-              <w:bottom w:type="dxa" w:w="100"/>
-              <w:right w:type="dxa" w:w="140"/>
-            </w:tcMar>
-            <w:vAlign w:val="top"/>
-          </w:tcPr>
-          <w:p>
-            <w:pPr>
-              <w:spacing w:after="40" w:before="20" w:line="280"/>
-              <w:jc w:val="left"/>
-            </w:pPr>
-            <w:r>
-              <w:rPr>
-                <w:rFonts w:ascii="Arial" w:cs="Arial" w:eastAsia="Arial" w:hAnsi="Arial"/>
-                <w:color w:val="1A1410"/>
-                <w:sz w:val="20"/>
-                <w:szCs w:val="20"/>
-              </w:rPr>
-              <w:t xml:space="preserve">Small grantees ($1-5M rev)</w:t>
-            </w:r>
-          </w:p>
-        </w:tc>
-      </w:tr>
-      <w:tr>
-        <w:tc>
-          <w:tcPr>
-            <w:tcW w:type="dxa" w:w="2400"/>
-            <w:tcBorders>
-              <w:top w:val="single" w:color="CCCCCC" w:sz="2"/>
-              <w:left w:val="single" w:color="CCCCCC" w:sz="2"/>
-              <w:bottom w:val="single" w:color="CCCCCC" w:sz="2"/>
-              <w:right w:val="single" w:color="CCCCCC" w:sz="2"/>
-            </w:tcBorders>
-            <w:shd w:fill="FFFFFF" w:val="clear"/>
-            <w:tcMar>
-              <w:top w:type="dxa" w:w="100"/>
-              <w:left w:type="dxa" w:w="140"/>
-              <w:bottom w:type="dxa" w:w="100"/>
-              <w:right w:type="dxa" w:w="140"/>
-            </w:tcMar>
-            <w:vAlign w:val="top"/>
-          </w:tcPr>
-          <w:p>
-            <w:pPr>
-              <w:spacing w:after="40" w:before="20" w:line="280"/>
-              <w:jc w:val="left"/>
-            </w:pPr>
-            <w:r>
-              <w:rPr>
-                <w:rFonts w:ascii="Arial" w:cs="Arial" w:eastAsia="Arial" w:hAnsi="Arial"/>
-                <w:color w:val="1A1410"/>
-                <w:sz w:val="20"/>
-                <w:szCs w:val="20"/>
-              </w:rPr>
-              <w:t xml:space="preserve">Elevate — Standard</w:t>
-            </w:r>
-          </w:p>
-        </w:tc>
-        <w:tc>
-          <w:tcPr>
-            <w:tcW w:type="dxa" w:w="1800"/>
-            <w:tcBorders>
-              <w:top w:val="single" w:color="CCCCCC" w:sz="2"/>
-              <w:left w:val="single" w:color="CCCCCC" w:sz="2"/>
-              <w:bottom w:val="single" w:color="CCCCCC" w:sz="2"/>
-              <w:right w:val="single" w:color="CCCCCC" w:sz="2"/>
-            </w:tcBorders>
-            <w:shd w:fill="FFFFFF" w:val="clear"/>
-            <w:tcMar>
-              <w:top w:type="dxa" w:w="100"/>
-              <w:left w:type="dxa" w:w="140"/>
-              <w:bottom w:type="dxa" w:w="100"/>
-              <w:right w:type="dxa" w:w="140"/>
-            </w:tcMar>
-            <w:vAlign w:val="top"/>
-          </w:tcPr>
-          <w:p>
-            <w:pPr>
-              <w:spacing w:after="40" w:before="20" w:line="280"/>
-              <w:jc w:val="left"/>
-            </w:pPr>
-            <w:r>
-              <w:rPr>
-                <w:rFonts w:ascii="Arial" w:cs="Arial" w:eastAsia="Arial" w:hAnsi="Arial"/>
-                <w:color w:val="1A1410"/>
-                <w:sz w:val="20"/>
-                <w:szCs w:val="20"/>
-              </w:rPr>
-              <w:t xml:space="preserve">$30K-$60K</w:t>
-            </w:r>
-          </w:p>
-        </w:tc>
-        <w:tc>
-          <w:tcPr>
-            <w:tcW w:type="dxa" w:w="1800"/>
-            <w:tcBorders>
-              <w:top w:val="single" w:color="CCCCCC" w:sz="2"/>
-              <w:left w:val="single" w:color="CCCCCC" w:sz="2"/>
-              <w:bottom w:val="single" w:color="CCCCCC" w:sz="2"/>
-              <w:right w:val="single" w:color="CCCCCC" w:sz="2"/>
-            </w:tcBorders>
-            <w:shd w:fill="FFFFFF" w:val="clear"/>
-            <w:tcMar>
-              <w:top w:type="dxa" w:w="100"/>
-              <w:left w:type="dxa" w:w="140"/>
-              <w:bottom w:type="dxa" w:w="100"/>
-              <w:right w:type="dxa" w:w="140"/>
-            </w:tcMar>
-            <w:vAlign w:val="top"/>
-          </w:tcPr>
-          <w:p>
-            <w:pPr>
-              <w:spacing w:after="40" w:before="20" w:line="280"/>
-              <w:jc w:val="left"/>
-            </w:pPr>
-            <w:r>
-              <w:rPr>
-                <w:rFonts w:ascii="Arial" w:cs="Arial" w:eastAsia="Arial" w:hAnsi="Arial"/>
-                <w:color w:val="1A1410"/>
-                <w:sz w:val="20"/>
-                <w:szCs w:val="20"/>
-              </w:rPr>
-              <w:t xml:space="preserve">$30K-$60K</w:t>
-            </w:r>
-          </w:p>
-        </w:tc>
-        <w:tc>
-          <w:tcPr>
-            <w:tcW w:type="dxa" w:w="3360"/>
-            <w:tcBorders>
-              <w:top w:val="single" w:color="CCCCCC" w:sz="2"/>
-              <w:left w:val="single" w:color="CCCCCC" w:sz="2"/>
-              <w:bottom w:val="single" w:color="CCCCCC" w:sz="2"/>
-              <w:right w:val="single" w:color="CCCCCC" w:sz="2"/>
-            </w:tcBorders>
-            <w:shd w:fill="FFFFFF" w:val="clear"/>
-            <w:tcMar>
-              <w:top w:type="dxa" w:w="100"/>
-              <w:left w:type="dxa" w:w="140"/>
-              <w:bottom w:type="dxa" w:w="100"/>
-              <w:right w:type="dxa" w:w="140"/>
-            </w:tcMar>
-            <w:vAlign w:val="top"/>
-          </w:tcPr>
-          <w:p>
-            <w:pPr>
-              <w:spacing w:after="40" w:before="20" w:line="280"/>
-              <w:jc w:val="left"/>
-            </w:pPr>
-            <w:r>
-              <w:rPr>
-                <w:rFonts w:ascii="Arial" w:cs="Arial" w:eastAsia="Arial" w:hAnsi="Arial"/>
-                <w:color w:val="1A1410"/>
-                <w:sz w:val="20"/>
-                <w:szCs w:val="20"/>
-              </w:rPr>
-              <w:t xml:space="preserve">Mid-size NGO ($5-25M rev)</w:t>
-            </w:r>
-          </w:p>
-        </w:tc>
-      </w:tr>
-      <w:tr>
-        <w:tc>
-          <w:tcPr>
-            <w:tcW w:type="dxa" w:w="2400"/>
-            <w:tcBorders>
-              <w:top w:val="single" w:color="CCCCCC" w:sz="2"/>
-              <w:left w:val="single" w:color="CCCCCC" w:sz="2"/>
-              <w:bottom w:val="single" w:color="CCCCCC" w:sz="2"/>
-              <w:right w:val="single" w:color="CCCCCC" w:sz="2"/>
-            </w:tcBorders>
-            <w:shd w:fill="FAF5F2" w:val="clear"/>
-            <w:tcMar>
-              <w:top w:type="dxa" w:w="100"/>
-              <w:left w:type="dxa" w:w="140"/>
-              <w:bottom w:type="dxa" w:w="100"/>
-              <w:right w:type="dxa" w:w="140"/>
-            </w:tcMar>
-            <w:vAlign w:val="top"/>
-          </w:tcPr>
-          <w:p>
-            <w:pPr>
-              <w:spacing w:after="40" w:before="20" w:line="280"/>
-              <w:jc w:val="left"/>
-            </w:pPr>
-            <w:r>
-              <w:rPr>
-                <w:rFonts w:ascii="Arial" w:cs="Arial" w:eastAsia="Arial" w:hAnsi="Arial"/>
-                <w:color w:val="1A1410"/>
-                <w:sz w:val="20"/>
-                <w:szCs w:val="20"/>
-              </w:rPr>
-              <w:t xml:space="preserve">Elevate — Enterprise</w:t>
-            </w:r>
-          </w:p>
-        </w:tc>
-        <w:tc>
-          <w:tcPr>
-            <w:tcW w:type="dxa" w:w="1800"/>
-            <w:tcBorders>
-              <w:top w:val="single" w:color="CCCCCC" w:sz="2"/>
-              <w:left w:val="single" w:color="CCCCCC" w:sz="2"/>
-              <w:bottom w:val="single" w:color="CCCCCC" w:sz="2"/>
-              <w:right w:val="single" w:color="CCCCCC" w:sz="2"/>
-            </w:tcBorders>
-            <w:shd w:fill="FAF5F2" w:val="clear"/>
-            <w:tcMar>
-              <w:top w:type="dxa" w:w="100"/>
-              <w:left w:type="dxa" w:w="140"/>
-              <w:bottom w:type="dxa" w:w="100"/>
-              <w:right w:type="dxa" w:w="140"/>
-            </w:tcMar>
-            <w:vAlign w:val="top"/>
-          </w:tcPr>
-          <w:p>
-            <w:pPr>
-              <w:spacing w:after="40" w:before="20" w:line="280"/>
-              <w:jc w:val="left"/>
-            </w:pPr>
-            <w:r>
-              <w:rPr>
-                <w:rFonts w:ascii="Arial" w:cs="Arial" w:eastAsia="Arial" w:hAnsi="Arial"/>
-                <w:color w:val="1A1410"/>
-                <w:sz w:val="20"/>
-                <w:szCs w:val="20"/>
-              </w:rPr>
-              <w:t xml:space="preserve">$60K-$120K</w:t>
-            </w:r>
-          </w:p>
-        </w:tc>
-        <w:tc>
-          <w:tcPr>
-            <w:tcW w:type="dxa" w:w="1800"/>
-            <w:tcBorders>
-              <w:top w:val="single" w:color="CCCCCC" w:sz="2"/>
-              <w:left w:val="single" w:color="CCCCCC" w:sz="2"/>
-              <w:bottom w:val="single" w:color="CCCCCC" w:sz="2"/>
-              <w:right w:val="single" w:color="CCCCCC" w:sz="2"/>
-            </w:tcBorders>
-            <w:shd w:fill="FAF5F2" w:val="clear"/>
-            <w:tcMar>
-              <w:top w:type="dxa" w:w="100"/>
-              <w:left w:type="dxa" w:w="140"/>
-              <w:bottom w:type="dxa" w:w="100"/>
-              <w:right w:type="dxa" w:w="140"/>
-            </w:tcMar>
-            <w:vAlign w:val="top"/>
-          </w:tcPr>
-          <w:p>
-            <w:pPr>
-              <w:spacing w:after="40" w:before="20" w:line="280"/>
-              <w:jc w:val="left"/>
-            </w:pPr>
-            <w:r>
-              <w:rPr>
-                <w:rFonts w:ascii="Arial" w:cs="Arial" w:eastAsia="Arial" w:hAnsi="Arial"/>
-                <w:color w:val="1A1410"/>
-                <w:sz w:val="20"/>
-                <w:szCs w:val="20"/>
-              </w:rPr>
-              <w:t xml:space="preserve">$60K-$120K</w:t>
-            </w:r>
-          </w:p>
-        </w:tc>
-        <w:tc>
-          <w:tcPr>
-            <w:tcW w:type="dxa" w:w="3360"/>
-            <w:tcBorders>
-              <w:top w:val="single" w:color="CCCCCC" w:sz="2"/>
-              <w:left w:val="single" w:color="CCCCCC" w:sz="2"/>
-              <w:bottom w:val="single" w:color="CCCCCC" w:sz="2"/>
-              <w:right w:val="single" w:color="CCCCCC" w:sz="2"/>
-            </w:tcBorders>
-            <w:shd w:fill="FAF5F2" w:val="clear"/>
-            <w:tcMar>
-              <w:top w:type="dxa" w:w="100"/>
-              <w:left w:type="dxa" w:w="140"/>
-              <w:bottom w:type="dxa" w:w="100"/>
-              <w:right w:type="dxa" w:w="140"/>
-            </w:tcMar>
-            <w:vAlign w:val="top"/>
-          </w:tcPr>
-          <w:p>
-            <w:pPr>
-              <w:spacing w:after="40" w:before="20" w:line="280"/>
-              <w:jc w:val="left"/>
-            </w:pPr>
-            <w:r>
-              <w:rPr>
-                <w:rFonts w:ascii="Arial" w:cs="Arial" w:eastAsia="Arial" w:hAnsi="Arial"/>
-                <w:color w:val="1A1410"/>
-                <w:sz w:val="20"/>
-                <w:szCs w:val="20"/>
-              </w:rPr>
-              <w:t xml:space="preserve">Large NGO / INGO</w:t>
-            </w:r>
-          </w:p>
-        </w:tc>
-      </w:tr>
-      <w:tr>
-        <w:tc>
-          <w:tcPr>
-            <w:tcW w:type="dxa" w:w="2400"/>
-            <w:tcBorders>
-              <w:top w:val="single" w:color="CCCCCC" w:sz="2"/>
-              <w:left w:val="single" w:color="CCCCCC" w:sz="2"/>
-              <w:bottom w:val="single" w:color="CCCCCC" w:sz="2"/>
-              <w:right w:val="single" w:color="CCCCCC" w:sz="2"/>
-            </w:tcBorders>
-            <w:shd w:fill="FFFFFF" w:val="clear"/>
-            <w:tcMar>
-              <w:top w:type="dxa" w:w="100"/>
-              <w:left w:type="dxa" w:w="140"/>
-              <w:bottom w:type="dxa" w:w="100"/>
-              <w:right w:type="dxa" w:w="140"/>
-            </w:tcMar>
-            <w:vAlign w:val="top"/>
-          </w:tcPr>
-          <w:p>
-            <w:pPr>
-              <w:spacing w:after="40" w:before="20" w:line="280"/>
-              <w:jc w:val="left"/>
-            </w:pPr>
-            <w:r>
-              <w:rPr>
-                <w:rFonts w:ascii="Arial" w:cs="Arial" w:eastAsia="Arial" w:hAnsi="Arial"/>
-                <w:color w:val="1A1410"/>
-                <w:sz w:val="20"/>
-                <w:szCs w:val="20"/>
-              </w:rPr>
-              <w:t xml:space="preserve">Elevate — Advisory Diagnostic</w:t>
-            </w:r>
-          </w:p>
-        </w:tc>
-        <w:tc>
-          <w:tcPr>
-            <w:tcW w:type="dxa" w:w="1800"/>
-            <w:tcBorders>
-              <w:top w:val="single" w:color="CCCCCC" w:sz="2"/>
-              <w:left w:val="single" w:color="CCCCCC" w:sz="2"/>
-              <w:bottom w:val="single" w:color="CCCCCC" w:sz="2"/>
-              <w:right w:val="single" w:color="CCCCCC" w:sz="2"/>
-            </w:tcBorders>
-            <w:shd w:fill="FFFFFF" w:val="clear"/>
-            <w:tcMar>
-              <w:top w:type="dxa" w:w="100"/>
-              <w:left w:type="dxa" w:w="140"/>
-              <w:bottom w:type="dxa" w:w="100"/>
-              <w:right w:type="dxa" w:w="140"/>
-            </w:tcMar>
-            <w:vAlign w:val="top"/>
-          </w:tcPr>
-          <w:p>
-            <w:pPr>
-              <w:spacing w:after="40" w:before="20" w:line="280"/>
-              <w:jc w:val="left"/>
-            </w:pPr>
-            <w:r>
-              <w:rPr>
-                <w:rFonts w:ascii="Arial" w:cs="Arial" w:eastAsia="Arial" w:hAnsi="Arial"/>
-                <w:color w:val="1A1410"/>
-                <w:sz w:val="20"/>
-                <w:szCs w:val="20"/>
-              </w:rPr>
-              <w:t xml:space="preserve">$15K-$25K (one-time)</w:t>
-            </w:r>
-          </w:p>
-        </w:tc>
-        <w:tc>
-          <w:tcPr>
-            <w:tcW w:type="dxa" w:w="1800"/>
-            <w:tcBorders>
-              <w:top w:val="single" w:color="CCCCCC" w:sz="2"/>
-              <w:left w:val="single" w:color="CCCCCC" w:sz="2"/>
-              <w:bottom w:val="single" w:color="CCCCCC" w:sz="2"/>
-              <w:right w:val="single" w:color="CCCCCC" w:sz="2"/>
-            </w:tcBorders>
-            <w:shd w:fill="FFFFFF" w:val="clear"/>
-            <w:tcMar>
-              <w:top w:type="dxa" w:w="100"/>
-              <w:left w:type="dxa" w:w="140"/>
-              <w:bottom w:type="dxa" w:w="100"/>
-              <w:right w:type="dxa" w:w="140"/>
-            </w:tcMar>
-            <w:vAlign w:val="top"/>
-          </w:tcPr>
-          <w:p>
-            <w:pPr>
-              <w:spacing w:after="40" w:before="20" w:line="280"/>
-              <w:jc w:val="left"/>
-            </w:pPr>
-            <w:r>
-              <w:rPr>
-                <w:rFonts w:ascii="Arial" w:cs="Arial" w:eastAsia="Arial" w:hAnsi="Arial"/>
-                <w:color w:val="1A1410"/>
-                <w:sz w:val="20"/>
-                <w:szCs w:val="20"/>
-              </w:rPr>
-              <w:t xml:space="preserve">n/a</w:t>
-            </w:r>
-          </w:p>
-        </w:tc>
-        <w:tc>
-          <w:tcPr>
-            <w:tcW w:type="dxa" w:w="3360"/>
-            <w:tcBorders>
-              <w:top w:val="single" w:color="CCCCCC" w:sz="2"/>
-              <w:left w:val="single" w:color="CCCCCC" w:sz="2"/>
-              <w:bottom w:val="single" w:color="CCCCCC" w:sz="2"/>
-              <w:right w:val="single" w:color="CCCCCC" w:sz="2"/>
-            </w:tcBorders>
-            <w:shd w:fill="FFFFFF" w:val="clear"/>
-            <w:tcMar>
-              <w:top w:type="dxa" w:w="100"/>
-              <w:left w:type="dxa" w:w="140"/>
-              <w:bottom w:type="dxa" w:w="100"/>
-              <w:right w:type="dxa" w:w="140"/>
-            </w:tcMar>
-            <w:vAlign w:val="top"/>
-          </w:tcPr>
-          <w:p>
-            <w:pPr>
-              <w:spacing w:after="40" w:before="20" w:line="280"/>
-              <w:jc w:val="left"/>
-            </w:pPr>
-            <w:r>
-              <w:rPr>
-                <w:rFonts w:ascii="Arial" w:cs="Arial" w:eastAsia="Arial" w:hAnsi="Arial"/>
-                <w:color w:val="1A1410"/>
-                <w:sz w:val="20"/>
-                <w:szCs w:val="20"/>
-              </w:rPr>
-              <w:t xml:space="preserve">Mat assessment</w:t>
-            </w:r>
-          </w:p>
-        </w:tc>
-      </w:tr>
-      <w:tr>
-        <w:tc>
-          <w:tcPr>
-            <w:tcW w:type="dxa" w:w="2400"/>
-            <w:tcBorders>
-              <w:top w:val="single" w:color="CCCCCC" w:sz="2"/>
-              <w:left w:val="single" w:color="CCCCCC" w:sz="2"/>
-              <w:bottom w:val="single" w:color="CCCCCC" w:sz="2"/>
-              <w:right w:val="single" w:color="CCCCCC" w:sz="2"/>
-            </w:tcBorders>
-            <w:shd w:fill="FAF5F2" w:val="clear"/>
-            <w:tcMar>
-              <w:top w:type="dxa" w:w="100"/>
-              <w:left w:type="dxa" w:w="140"/>
-              <w:bottom w:type="dxa" w:w="100"/>
-              <w:right w:type="dxa" w:w="140"/>
-            </w:tcMar>
-            <w:vAlign w:val="top"/>
-          </w:tcPr>
-          <w:p>
-            <w:pPr>
-              <w:spacing w:after="40" w:before="20" w:line="280"/>
-              <w:jc w:val="left"/>
-            </w:pPr>
-            <w:r>
-              <w:rPr>
-                <w:rFonts w:ascii="Arial" w:cs="Arial" w:eastAsia="Arial" w:hAnsi="Arial"/>
-                <w:color w:val="1A1410"/>
-                <w:sz w:val="20"/>
-                <w:szCs w:val="20"/>
-              </w:rPr>
-              <w:t xml:space="preserve">Elevate — Advisory Operational</w:t>
-            </w:r>
-          </w:p>
-        </w:tc>
-        <w:tc>
-          <w:tcPr>
-            <w:tcW w:type="dxa" w:w="1800"/>
-            <w:tcBorders>
-              <w:top w:val="single" w:color="CCCCCC" w:sz="2"/>
-              <w:left w:val="single" w:color="CCCCCC" w:sz="2"/>
-              <w:bottom w:val="single" w:color="CCCCCC" w:sz="2"/>
-              <w:right w:val="single" w:color="CCCCCC" w:sz="2"/>
-            </w:tcBorders>
-            <w:shd w:fill="FAF5F2" w:val="clear"/>
-            <w:tcMar>
-              <w:top w:type="dxa" w:w="100"/>
-              <w:left w:type="dxa" w:w="140"/>
-              <w:bottom w:type="dxa" w:w="100"/>
-              <w:right w:type="dxa" w:w="140"/>
-            </w:tcMar>
-            <w:vAlign w:val="top"/>
-          </w:tcPr>
-          <w:p>
-            <w:pPr>
-              <w:spacing w:after="40" w:before="20" w:line="280"/>
-              <w:jc w:val="left"/>
-            </w:pPr>
-            <w:r>
-              <w:rPr>
-                <w:rFonts w:ascii="Arial" w:cs="Arial" w:eastAsia="Arial" w:hAnsi="Arial"/>
-                <w:color w:val="1A1410"/>
-                <w:sz w:val="20"/>
-                <w:szCs w:val="20"/>
-              </w:rPr>
-              <w:t xml:space="preserve">$35K-$65K (one-time)</w:t>
-            </w:r>
-          </w:p>
-        </w:tc>
-        <w:tc>
-          <w:tcPr>
-            <w:tcW w:type="dxa" w:w="1800"/>
-            <w:tcBorders>
-              <w:top w:val="single" w:color="CCCCCC" w:sz="2"/>
-              <w:left w:val="single" w:color="CCCCCC" w:sz="2"/>
-              <w:bottom w:val="single" w:color="CCCCCC" w:sz="2"/>
-              <w:right w:val="single" w:color="CCCCCC" w:sz="2"/>
-            </w:tcBorders>
-            <w:shd w:fill="FAF5F2" w:val="clear"/>
-            <w:tcMar>
-              <w:top w:type="dxa" w:w="100"/>
-              <w:left w:type="dxa" w:w="140"/>
-              <w:bottom w:type="dxa" w:w="100"/>
-              <w:right w:type="dxa" w:w="140"/>
-            </w:tcMar>
-            <w:vAlign w:val="top"/>
-          </w:tcPr>
-          <w:p>
-            <w:pPr>
-              <w:spacing w:after="40" w:before="20" w:line="280"/>
-              <w:jc w:val="left"/>
-            </w:pPr>
-            <w:r>
-              <w:rPr>
-                <w:rFonts w:ascii="Arial" w:cs="Arial" w:eastAsia="Arial" w:hAnsi="Arial"/>
-                <w:color w:val="1A1410"/>
-                <w:sz w:val="20"/>
-                <w:szCs w:val="20"/>
-              </w:rPr>
-              <w:t xml:space="preserve">n/a</w:t>
-            </w:r>
-          </w:p>
-        </w:tc>
-        <w:tc>
-          <w:tcPr>
-            <w:tcW w:type="dxa" w:w="3360"/>
-            <w:tcBorders>
-              <w:top w:val="single" w:color="CCCCCC" w:sz="2"/>
-              <w:left w:val="single" w:color="CCCCCC" w:sz="2"/>
-              <w:bottom w:val="single" w:color="CCCCCC" w:sz="2"/>
-              <w:right w:val="single" w:color="CCCCCC" w:sz="2"/>
-            </w:tcBorders>
-            <w:shd w:fill="FAF5F2" w:val="clear"/>
-            <w:tcMar>
-              <w:top w:type="dxa" w:w="100"/>
-              <w:left w:type="dxa" w:w="140"/>
-              <w:bottom w:type="dxa" w:w="100"/>
-              <w:right w:type="dxa" w:w="140"/>
-            </w:tcMar>
-            <w:vAlign w:val="top"/>
-          </w:tcPr>
-          <w:p>
-            <w:pPr>
-              <w:spacing w:after="40" w:before="20" w:line="280"/>
-              <w:jc w:val="left"/>
-            </w:pPr>
-            <w:r>
-              <w:rPr>
-                <w:rFonts w:ascii="Arial" w:cs="Arial" w:eastAsia="Arial" w:hAnsi="Arial"/>
-                <w:color w:val="1A1410"/>
-                <w:sz w:val="20"/>
-                <w:szCs w:val="20"/>
-              </w:rPr>
-              <w:t xml:space="preserve">3-4 mo deployment</w:t>
-            </w:r>
-          </w:p>
-        </w:tc>
-      </w:tr>
-      <w:tr>
-        <w:tc>
-          <w:tcPr>
-            <w:tcW w:type="dxa" w:w="2400"/>
-            <w:tcBorders>
-              <w:top w:val="single" w:color="CCCCCC" w:sz="2"/>
-              <w:left w:val="single" w:color="CCCCCC" w:sz="2"/>
-              <w:bottom w:val="single" w:color="CCCCCC" w:sz="2"/>
-              <w:right w:val="single" w:color="CCCCCC" w:sz="2"/>
-            </w:tcBorders>
-            <w:shd w:fill="FFFFFF" w:val="clear"/>
-            <w:tcMar>
-              <w:top w:type="dxa" w:w="100"/>
-              <w:left w:type="dxa" w:w="140"/>
-              <w:bottom w:type="dxa" w:w="100"/>
-              <w:right w:type="dxa" w:w="140"/>
-            </w:tcMar>
-            <w:vAlign w:val="top"/>
-          </w:tcPr>
-          <w:p>
-            <w:pPr>
-              <w:spacing w:after="40" w:before="20" w:line="280"/>
-              <w:jc w:val="left"/>
-            </w:pPr>
-            <w:r>
-              <w:rPr>
-                <w:rFonts w:ascii="Arial" w:cs="Arial" w:eastAsia="Arial" w:hAnsi="Arial"/>
-                <w:color w:val="1A1410"/>
-                <w:sz w:val="20"/>
-                <w:szCs w:val="20"/>
-              </w:rPr>
-              <w:t xml:space="preserve">Elevate — Advisory Full Transform</w:t>
-            </w:r>
-          </w:p>
-        </w:tc>
-        <w:tc>
-          <w:tcPr>
-            <w:tcW w:type="dxa" w:w="1800"/>
-            <w:tcBorders>
-              <w:top w:val="single" w:color="CCCCCC" w:sz="2"/>
-              <w:left w:val="single" w:color="CCCCCC" w:sz="2"/>
-              <w:bottom w:val="single" w:color="CCCCCC" w:sz="2"/>
-              <w:right w:val="single" w:color="CCCCCC" w:sz="2"/>
-            </w:tcBorders>
-            <w:shd w:fill="FFFFFF" w:val="clear"/>
-            <w:tcMar>
-              <w:top w:type="dxa" w:w="100"/>
-              <w:left w:type="dxa" w:w="140"/>
-              <w:bottom w:type="dxa" w:w="100"/>
-              <w:right w:type="dxa" w:w="140"/>
-            </w:tcMar>
-            <w:vAlign w:val="top"/>
-          </w:tcPr>
-          <w:p>
-            <w:pPr>
-              <w:spacing w:after="40" w:before="20" w:line="280"/>
-              <w:jc w:val="left"/>
-            </w:pPr>
-            <w:r>
-              <w:rPr>
-                <w:rFonts w:ascii="Arial" w:cs="Arial" w:eastAsia="Arial" w:hAnsi="Arial"/>
-                <w:color w:val="1A1410"/>
-                <w:sz w:val="20"/>
-                <w:szCs w:val="20"/>
-              </w:rPr>
-              <w:t xml:space="preserve">$65K-$120K (one-time)</w:t>
-            </w:r>
-          </w:p>
-        </w:tc>
-        <w:tc>
-          <w:tcPr>
-            <w:tcW w:type="dxa" w:w="1800"/>
-            <w:tcBorders>
-              <w:top w:val="single" w:color="CCCCCC" w:sz="2"/>
-              <w:left w:val="single" w:color="CCCCCC" w:sz="2"/>
-              <w:bottom w:val="single" w:color="CCCCCC" w:sz="2"/>
-              <w:right w:val="single" w:color="CCCCCC" w:sz="2"/>
-            </w:tcBorders>
-            <w:shd w:fill="FFFFFF" w:val="clear"/>
-            <w:tcMar>
-              <w:top w:type="dxa" w:w="100"/>
-              <w:left w:type="dxa" w:w="140"/>
-              <w:bottom w:type="dxa" w:w="100"/>
-              <w:right w:type="dxa" w:w="140"/>
-            </w:tcMar>
-            <w:vAlign w:val="top"/>
-          </w:tcPr>
-          <w:p>
-            <w:pPr>
-              <w:spacing w:after="40" w:before="20" w:line="280"/>
-              <w:jc w:val="left"/>
-            </w:pPr>
-            <w:r>
-              <w:rPr>
-                <w:rFonts w:ascii="Arial" w:cs="Arial" w:eastAsia="Arial" w:hAnsi="Arial"/>
-                <w:color w:val="1A1410"/>
-                <w:sz w:val="20"/>
-                <w:szCs w:val="20"/>
-              </w:rPr>
-              <w:t xml:space="preserve">n/a</w:t>
-            </w:r>
-          </w:p>
-        </w:tc>
-        <w:tc>
-          <w:tcPr>
-            <w:tcW w:type="dxa" w:w="3360"/>
-            <w:tcBorders>
-              <w:top w:val="single" w:color="CCCCCC" w:sz="2"/>
-              <w:left w:val="single" w:color="CCCCCC" w:sz="2"/>
-              <w:bottom w:val="single" w:color="CCCCCC" w:sz="2"/>
-              <w:right w:val="single" w:color="CCCCCC" w:sz="2"/>
-            </w:tcBorders>
-            <w:shd w:fill="FFFFFF" w:val="clear"/>
-            <w:tcMar>
-              <w:top w:type="dxa" w:w="100"/>
-              <w:left w:type="dxa" w:w="140"/>
-              <w:bottom w:type="dxa" w:w="100"/>
-              <w:right w:type="dxa" w:w="140"/>
-            </w:tcMar>
-            <w:vAlign w:val="top"/>
-          </w:tcPr>
-          <w:p>
-            <w:pPr>
-              <w:spacing w:after="40" w:before="20" w:line="280"/>
-              <w:jc w:val="left"/>
-            </w:pPr>
-            <w:r>
-              <w:rPr>
-                <w:rFonts w:ascii="Arial" w:cs="Arial" w:eastAsia="Arial" w:hAnsi="Arial"/>
-                <w:color w:val="1A1410"/>
-                <w:sz w:val="20"/>
-                <w:szCs w:val="20"/>
-              </w:rPr>
-              <w:t xml:space="preserve">6-9 mo end-to-end</w:t>
             </w:r>
           </w:p>
         </w:tc>
@@ -8267,7 +6072,7 @@
           <w:sz w:val="22"/>
           <w:szCs w:val="22"/>
         </w:rPr>
-        <w:t xml:space="preserve">Two competitor universes. Grant competes against the Grant Management Software (GMS) category. Elevate competes against the stitched enterprise SaaS stack. The full detail is in the product-level market analyses.</w:t>
+        <w:t xml:space="preserve">Grant competes against the Grant Management Software (GMS) category. The full detail is in the Grant Market Analysis.</w:t>
       </w:r>
     </w:p>
     <w:p>
@@ -9047,98 +6852,6 @@
     </w:p>
     <w:p>
       <w:pPr>
-        <w:pStyle w:val="Heading2"/>
-        <w:spacing w:after="140" w:before="280"/>
-      </w:pPr>
-      <w:r>
-        <w:rPr>
-          <w:rFonts w:ascii="Arial" w:cs="Arial" w:eastAsia="Arial" w:hAnsi="Arial"/>
-          <w:b/>
-          <w:bCs/>
-          <w:color w:val="7C2D12"/>
-          <w:sz w:val="28"/>
-          <w:szCs w:val="28"/>
-        </w:rPr>
-        <w:t xml:space="preserve">4.3 Elevate — competitive landscape</w:t>
-      </w:r>
-    </w:p>
-    <w:p>
-      <w:pPr>
-        <w:spacing w:after="80" w:before="60" w:line="280"/>
-        <w:jc w:val="left"/>
-      </w:pPr>
-      <w:r>
-        <w:rPr>
-          <w:rFonts w:ascii="Arial" w:cs="Arial" w:eastAsia="Arial" w:hAnsi="Arial"/>
-          <w:color w:val="1A1410"/>
-          <w:sz w:val="22"/>
-          <w:szCs w:val="22"/>
-        </w:rPr>
-        <w:t xml:space="preserve">Elevate competes against the stitched enterprise stack and against Big-4 advisory firms. Detail in Elevate Market Analysis Sections 5-7.</w:t>
-      </w:r>
-    </w:p>
-    <w:p>
-      <w:pPr>
-        <w:pStyle w:val="ListParagraph"/>
-        <w:numPr>
-          <w:ilvl w:val="0"/>
-          <w:numId w:val="2"/>
-        </w:numPr>
-        <w:spacing w:after="60" w:before="30" w:line="280"/>
-      </w:pPr>
-      <w:r>
-        <w:rPr>
-          <w:rFonts w:ascii="Arial" w:cs="Arial" w:eastAsia="Arial" w:hAnsi="Arial"/>
-          <w:b/>
-          <w:bCs/>
-          <w:color w:val="1A1410"/>
-          <w:sz w:val="22"/>
-          <w:szCs w:val="22"/>
-        </w:rPr>
-        <w:t xml:space="preserve">Stitched stack incumbents: </w:t>
-      </w:r>
-      <w:r>
-        <w:rPr>
-          <w:rFonts w:ascii="Arial" w:cs="Arial" w:eastAsia="Arial" w:hAnsi="Arial"/>
-          <w:color w:val="1A1410"/>
-          <w:sz w:val="22"/>
-          <w:szCs w:val="22"/>
-        </w:rPr>
-        <w:t xml:space="preserve">Salesforce NPC, LinkSquares (CLM), BoardEffect (board), ClearPoint Strategy (KPIs), Onspring (policy), Asana Advanced (projects). Year-1 TCO: $184K.</w:t>
-      </w:r>
-    </w:p>
-    <w:p>
-      <w:pPr>
-        <w:pStyle w:val="ListParagraph"/>
-        <w:numPr>
-          <w:ilvl w:val="0"/>
-          <w:numId w:val="2"/>
-        </w:numPr>
-        <w:spacing w:after="60" w:before="30" w:line="280"/>
-      </w:pPr>
-      <w:r>
-        <w:rPr>
-          <w:rFonts w:ascii="Arial" w:cs="Arial" w:eastAsia="Arial" w:hAnsi="Arial"/>
-          <w:b/>
-          <w:bCs/>
-          <w:color w:val="1A1410"/>
-          <w:sz w:val="22"/>
-          <w:szCs w:val="22"/>
-        </w:rPr>
-        <w:t xml:space="preserve">Big-4 advisory: </w:t>
-      </w:r>
-      <w:r>
-        <w:rPr>
-          <w:rFonts w:ascii="Arial" w:cs="Arial" w:eastAsia="Arial" w:hAnsi="Arial"/>
-          <w:color w:val="1A1410"/>
-          <w:sz w:val="22"/>
-          <w:szCs w:val="22"/>
-        </w:rPr>
-        <w:t xml:space="preserve">Deloitte, PwC, KPMG, EY in their nonprofit practice areas. $1,500-$3,000/day; Elevate Advisory $35K-$120K total engagement.</w:t>
-      </w:r>
-    </w:p>
-    <w:p>
-      <w:pPr>
         <w:pStyle w:val="Heading1"/>
         <w:pageBreakBefore/>
         <w:spacing w:after="200" w:before="320"/>
@@ -9244,7 +6957,7 @@
           <w:sz w:val="22"/>
           <w:szCs w:val="22"/>
         </w:rPr>
-        <w:t xml:space="preserve">Update the Grant MA, Elevate MA, or Strategy section where the number originates.</w:t>
+        <w:t xml:space="preserve">Update the Grant MA or Strategy section where the number originates.</w:t>
       </w:r>
     </w:p>
     <w:p>
@@ -9435,7 +7148,7 @@
           <w:sz w:val="22"/>
           <w:szCs w:val="22"/>
         </w:rPr>
-        <w:t xml:space="preserve">Pricing tables match this brief Section 3.7.</w:t>
+        <w:t xml:space="preserve">Pricing tables match this brief Section 3.6.</w:t>
       </w:r>
     </w:p>
     <w:p>
@@ -9454,7 +7167,7 @@
           <w:sz w:val="22"/>
           <w:szCs w:val="22"/>
         </w:rPr>
-        <w:t xml:space="preserve">Adeso is positioned as the reference customer running Kuja Grant + Kuja Elevate in production — and, since July 2026, operating the Proximate Fund and its own donor-grant compliance on the same Grant engine (second dogfooding proof).</w:t>
+        <w:t xml:space="preserve">Adeso is positioned as the reference customer running Kuja Grant in production — and, since July 2026, operating the Proximate Fund and its own donor-grant compliance on the same Grant engine (second dogfooding proof).</w:t>
       </w:r>
     </w:p>
     <w:p>
@@ -9535,6 +7248,25 @@
     </w:p>
     <w:p>
       <w:pPr>
+        <w:pStyle w:val="ListParagraph"/>
+        <w:numPr>
+          <w:ilvl w:val="0"/>
+          <w:numId w:val="2"/>
+        </w:numPr>
+        <w:spacing w:after="60" w:before="30" w:line="280"/>
+      </w:pPr>
+      <w:r>
+        <w:rPr>
+          <w:rFonts w:ascii="Arial" w:cs="Arial" w:eastAsia="Arial" w:hAnsi="Arial"/>
+          <w:color w:val="1A1410"/>
+          <w:sz w:val="22"/>
+          <w:szCs w:val="22"/>
+        </w:rPr>
+        <w:t xml:space="preserve">Three products, one flywheel — Strategy V3.8 §4, Deck V11 product slide, and Grant MA all present Marketplace/Grant/ERP as one integrated system; the operating-system product is removed from the current offering everywhere.</w:t>
+      </w:r>
+    </w:p>
+    <w:p>
+      <w:pPr>
         <w:pStyle w:val="Heading1"/>
         <w:pageBreakBefore/>
         <w:spacing w:after="200" w:before="320"/>
@@ -9700,7 +7432,7 @@
                 <w:sz w:val="18"/>
                 <w:szCs w:val="18"/>
               </w:rPr>
-              <w:t xml:space="preserve">Jul 2026</w:t>
+              <w:t xml:space="preserve">Jul 2026 (v2)</w:t>
             </w:r>
           </w:p>
         </w:tc>
@@ -9734,7 +7466,7 @@
                 <w:sz w:val="18"/>
                 <w:szCs w:val="18"/>
               </w:rPr>
-              <w:t xml:space="preserve">V3.7 + V10 + BRD v7.0 + Cohesion Brief V2</w:t>
+              <w:t xml:space="preserve">V3.8 + V11 + Grant Deck V4</w:t>
             </w:r>
           </w:p>
         </w:tc>
@@ -9768,7 +7500,7 @@
                 <w:sz w:val="18"/>
                 <w:szCs w:val="18"/>
               </w:rPr>
-              <w:t xml:space="preserve">Proximate Fund live as third Grant tenant. Strategy V3.6→V3.7 (full trust spectrum + donor-compliance loop in Section 4.2 and 12.5). Portfolio Deck V9→V10 (trust-spectrum slide). Grant BRD v7.0 (NEW — burden inversion, SoP-as-software, 46 Proximate requirements). Grant MA July addendum. This brief updated to nine artifacts + three new sync checks.</w:t>
+              <w:t xml:space="preserve">Three-product refocus after team strategy review: operating-system product removed from current offering; flywheel framing; five GTM motions; six customer segments with corrected NGO size bands; pricing-validation posture; portfolio deck rebuilt at 18 slides.</w:t>
             </w:r>
           </w:p>
         </w:tc>
@@ -9804,7 +7536,7 @@
                 <w:sz w:val="18"/>
                 <w:szCs w:val="18"/>
               </w:rPr>
-              <w:t xml:space="preserve">Jun 2026</w:t>
+              <w:t xml:space="preserve">Jul 2026</w:t>
             </w:r>
           </w:p>
         </w:tc>
@@ -9838,7 +7570,7 @@
                 <w:sz w:val="18"/>
                 <w:szCs w:val="18"/>
               </w:rPr>
-              <w:t xml:space="preserve">V3.6 + V9 + Cohesion Brief V1</w:t>
+              <w:t xml:space="preserve">V3.7 + V10 + BRD v7.0 + Cohesion Brief V2</w:t>
             </w:r>
           </w:p>
         </w:tc>
@@ -9872,7 +7604,7 @@
                 <w:sz w:val="18"/>
                 <w:szCs w:val="18"/>
               </w:rPr>
-              <w:t xml:space="preserve">Strategy V3.5→V3.6 with verified Grant MA findings (Foundant+SmartSimple consolidation; sharpened localization framing; accessibility precedents acknowledged). Portfolio Deck V8→V9 with consolidated 7-vendor matrix slide. Grant Market Analysis (NEW). Cohesion Brief (NEW).</w:t>
+              <w:t xml:space="preserve">Proximate Fund live as third Grant tenant. Strategy V3.6→V3.7 (full trust spectrum + donor-compliance loop in Section 4.2 and 12.5). Portfolio Deck V9→V10 (trust-spectrum slide). Grant BRD v7.0 (NEW — burden inversion, SoP-as-software, 46 Proximate requirements). Grant MA July addendum. This brief updated to nine artifacts + three new sync checks.</w:t>
             </w:r>
           </w:p>
         </w:tc>
@@ -9908,7 +7640,7 @@
                 <w:sz w:val="18"/>
                 <w:szCs w:val="18"/>
               </w:rPr>
-              <w:t xml:space="preserve">Jun 2026 (earlier)</w:t>
+              <w:t xml:space="preserve">Jun 2026</w:t>
             </w:r>
           </w:p>
         </w:tc>
@@ -9942,7 +7674,7 @@
                 <w:sz w:val="18"/>
                 <w:szCs w:val="18"/>
               </w:rPr>
-              <w:t xml:space="preserve">V3.5 + V8 + Elevate MA + Grant Deck V2</w:t>
+              <w:t xml:space="preserve">V3.6 + V9 + Cohesion Brief V1</w:t>
             </w:r>
           </w:p>
         </w:tc>
@@ -9976,7 +7708,7 @@
                 <w:sz w:val="18"/>
                 <w:szCs w:val="18"/>
               </w:rPr>
-              <w:t xml:space="preserve">Strategy V3.4→V3.5 Elevate reposition (Platform + Advisory, 11 module families). Portfolio Deck V7→V8 professional rebuild. Elevate Market Analysis (NEW). Grant Pitch Deck V2 (NEW).</w:t>
+              <w:t xml:space="preserve">Strategy V3.5→V3.6 with verified Grant MA findings (Foundant+SmartSimple consolidation; sharpened localization framing; accessibility precedents acknowledged). Portfolio Deck V8→V9 with consolidated 7-vendor matrix slide. Grant Market Analysis (NEW). Cohesion Brief (NEW).</w:t>
             </w:r>
           </w:p>
         </w:tc>
@@ -10012,7 +7744,7 @@
                 <w:sz w:val="18"/>
                 <w:szCs w:val="18"/>
               </w:rPr>
-              <w:t xml:space="preserve">Jun 2026 (earliest)</w:t>
+              <w:t xml:space="preserve">Jun 2026 (earlier)</w:t>
             </w:r>
           </w:p>
         </w:tc>
@@ -10046,6 +7778,110 @@
                 <w:sz w:val="18"/>
                 <w:szCs w:val="18"/>
               </w:rPr>
+              <w:t xml:space="preserve">V3.5 + V8 + Elevate MA + Grant Deck V2</w:t>
+            </w:r>
+          </w:p>
+        </w:tc>
+        <w:tc>
+          <w:tcPr>
+            <w:tcW w:type="dxa" w:w="5160"/>
+            <w:tcBorders>
+              <w:top w:val="single" w:color="CCCCCC" w:sz="2"/>
+              <w:left w:val="single" w:color="CCCCCC" w:sz="2"/>
+              <w:bottom w:val="single" w:color="CCCCCC" w:sz="2"/>
+              <w:right w:val="single" w:color="CCCCCC" w:sz="2"/>
+            </w:tcBorders>
+            <w:shd w:fill="FAF5F2" w:val="clear"/>
+            <w:tcMar>
+              <w:top w:type="dxa" w:w="100"/>
+              <w:left w:type="dxa" w:w="140"/>
+              <w:bottom w:type="dxa" w:w="100"/>
+              <w:right w:type="dxa" w:w="140"/>
+            </w:tcMar>
+            <w:vAlign w:val="top"/>
+          </w:tcPr>
+          <w:p>
+            <w:pPr>
+              <w:spacing w:after="40" w:before="20" w:line="280"/>
+              <w:jc w:val="left"/>
+            </w:pPr>
+            <w:r>
+              <w:rPr>
+                <w:rFonts w:ascii="Arial" w:cs="Arial" w:eastAsia="Arial" w:hAnsi="Arial"/>
+                <w:color w:val="1A1410"/>
+                <w:sz w:val="18"/>
+                <w:szCs w:val="18"/>
+              </w:rPr>
+              <w:t xml:space="preserve">Strategy V3.4→V3.5 Elevate reposition (Platform + Advisory, 11 module families). Portfolio Deck V7→V8 professional rebuild. Elevate Market Analysis (NEW). Grant Pitch Deck V2 (NEW).</w:t>
+            </w:r>
+          </w:p>
+        </w:tc>
+      </w:tr>
+      <w:tr>
+        <w:tc>
+          <w:tcPr>
+            <w:tcW w:type="dxa" w:w="1800"/>
+            <w:tcBorders>
+              <w:top w:val="single" w:color="CCCCCC" w:sz="2"/>
+              <w:left w:val="single" w:color="CCCCCC" w:sz="2"/>
+              <w:bottom w:val="single" w:color="CCCCCC" w:sz="2"/>
+              <w:right w:val="single" w:color="CCCCCC" w:sz="2"/>
+            </w:tcBorders>
+            <w:shd w:fill="FFFFFF" w:val="clear"/>
+            <w:tcMar>
+              <w:top w:type="dxa" w:w="100"/>
+              <w:left w:type="dxa" w:w="140"/>
+              <w:bottom w:type="dxa" w:w="100"/>
+              <w:right w:type="dxa" w:w="140"/>
+            </w:tcMar>
+            <w:vAlign w:val="top"/>
+          </w:tcPr>
+          <w:p>
+            <w:pPr>
+              <w:spacing w:after="40" w:before="20" w:line="280"/>
+              <w:jc w:val="left"/>
+            </w:pPr>
+            <w:r>
+              <w:rPr>
+                <w:rFonts w:ascii="Arial" w:cs="Arial" w:eastAsia="Arial" w:hAnsi="Arial"/>
+                <w:color w:val="1A1410"/>
+                <w:sz w:val="18"/>
+                <w:szCs w:val="18"/>
+              </w:rPr>
+              <w:t xml:space="preserve">Jun 2026 (earliest)</w:t>
+            </w:r>
+          </w:p>
+        </w:tc>
+        <w:tc>
+          <w:tcPr>
+            <w:tcW w:type="dxa" w:w="2400"/>
+            <w:tcBorders>
+              <w:top w:val="single" w:color="CCCCCC" w:sz="2"/>
+              <w:left w:val="single" w:color="CCCCCC" w:sz="2"/>
+              <w:bottom w:val="single" w:color="CCCCCC" w:sz="2"/>
+              <w:right w:val="single" w:color="CCCCCC" w:sz="2"/>
+            </w:tcBorders>
+            <w:shd w:fill="FFFFFF" w:val="clear"/>
+            <w:tcMar>
+              <w:top w:type="dxa" w:w="100"/>
+              <w:left w:type="dxa" w:w="140"/>
+              <w:bottom w:type="dxa" w:w="100"/>
+              <w:right w:type="dxa" w:w="140"/>
+            </w:tcMar>
+            <w:vAlign w:val="top"/>
+          </w:tcPr>
+          <w:p>
+            <w:pPr>
+              <w:spacing w:after="40" w:before="20" w:line="280"/>
+              <w:jc w:val="left"/>
+            </w:pPr>
+            <w:r>
+              <w:rPr>
+                <w:rFonts w:ascii="Arial" w:cs="Arial" w:eastAsia="Arial" w:hAnsi="Arial"/>
+                <w:color w:val="1A1410"/>
+                <w:sz w:val="18"/>
+                <w:szCs w:val="18"/>
+              </w:rPr>
               <w:t xml:space="preserve">V3.2 / V3.3 / V3.4</w:t>
             </w:r>
           </w:p>
@@ -10059,7 +7895,7 @@
               <w:bottom w:val="single" w:color="CCCCCC" w:sz="2"/>
               <w:right w:val="single" w:color="CCCCCC" w:sz="2"/>
             </w:tcBorders>
-            <w:shd w:fill="FAF5F2" w:val="clear"/>
+            <w:shd w:fill="FFFFFF" w:val="clear"/>
             <w:tcMar>
               <w:top w:type="dxa" w:w="100"/>
               <w:left w:type="dxa" w:w="140"/>
@@ -10247,7 +8083,7 @@
         <w:sz w:val="16"/>
         <w:szCs w:val="16"/>
       </w:rPr>
-      <w:t xml:space="preserve">KUJA STRATEGY — COHESION BRIEF — JUNE 2026</w:t>
+      <w:t xml:space="preserve">KUJA STRATEGY — COHESION BRIEF — JULY 2026</w:t>
     </w:r>
   </w:p>
 </w:hdr>
